--- a/templates/Akt_13_Template.docx
+++ b/templates/Akt_13_Template.docx
@@ -196,7 +196,7 @@
           <w:sz w:val="24"/>
           <w:szCs w:val="24"/>
         </w:rPr>
-        <w:t>{{Консултант_Фирма}}, инж. {{Консултант_Управител}} — Управител</w:t>
+        <w:t>{{Консултант_Фирма}}, {{Консултант_Управител}} — Управител</w:t>
       </w:r>
     </w:p>
     <w:p>
@@ -322,7 +322,7 @@
           <w:sz w:val="24"/>
           <w:szCs w:val="24"/>
         </w:rPr>
-        <w:t>2. инж. {{Управител_1и3}} — представител на строителния надзор;</w:t>
+        <w:t>2. {{Управител_1и3}} — представител на строителния надзор;</w:t>
       </w:r>
     </w:p>
     <w:p>
@@ -894,7 +894,7 @@
           <w:sz w:val="24"/>
           <w:szCs w:val="24"/>
         </w:rPr>
-        <w:t>(инж. {{Управител_1и3}})</w:t>
+        <w:t>({{Управител_1и3}})</w:t>
       </w:r>
     </w:p>
     <w:p>

--- a/templates/Akt_13_Template.docx
+++ b/templates/Akt_13_Template.docx
@@ -176,7 +176,9 @@
           <w:sz w:val="24"/>
           <w:szCs w:val="24"/>
         </w:rPr>
-        <w:t>Консултант:</w:t>
+        <w:t>Консултант (строителен надзор):</w:t>
+        <w:tab/>
+        <w:t>{{Консултант_Фирма}}, {{Консултант_Управител}} — Управител</w:t>
       </w:r>
       <w:r>
         <w:rPr>
@@ -187,7 +189,6 @@
           <w:sz w:val="24"/>
           <w:szCs w:val="24"/>
         </w:rPr>
-        <w:tab/>
       </w:r>
       <w:r>
         <w:rPr>
@@ -196,7 +197,6 @@
           <w:sz w:val="24"/>
           <w:szCs w:val="24"/>
         </w:rPr>
-        <w:t>{{Консултант_Фирма}}, {{Консултант_Управител}} — Управител</w:t>
       </w:r>
     </w:p>
     <w:p>
@@ -874,7 +874,7 @@
           <w:sz w:val="24"/>
           <w:szCs w:val="24"/>
         </w:rPr>
-        <w:t xml:space="preserve">2. Консултант:  </w:t>
+        <w:t>2. Управител СН:  ..............................   ({{Управител_1и3}})</w:t>
       </w:r>
       <w:r>
         <w:rPr>
@@ -883,7 +883,6 @@
           <w:sz w:val="24"/>
           <w:szCs w:val="24"/>
         </w:rPr>
-        <w:t xml:space="preserve">..............................   </w:t>
       </w:r>
       <w:r>
         <w:rPr>
@@ -894,7 +893,6 @@
           <w:sz w:val="24"/>
           <w:szCs w:val="24"/>
         </w:rPr>
-        <w:t>({{Управител_1и3}})</w:t>
       </w:r>
     </w:p>
     <w:p>

--- a/templates/Akt_13_Template.docx
+++ b/templates/Akt_13_Template.docx
@@ -307,7 +307,7 @@
           <w:sz w:val="24"/>
           <w:szCs w:val="24"/>
         </w:rPr>
-        <w:t>1. ________________ — представител на Възложителя;</w:t>
+        <w:t>1. {{Строител_Управител}} — представител на {{Строител_Фирма}}</w:t>
       </w:r>
     </w:p>
     <w:p>
@@ -322,7 +322,7 @@
           <w:sz w:val="24"/>
           <w:szCs w:val="24"/>
         </w:rPr>
-        <w:t>2. {{Управител_1и3}} — представител на строителния надзор;</w:t>
+        <w:t>(строителя)</w:t>
       </w:r>
     </w:p>
     <w:p>
@@ -337,69 +337,7 @@
           <w:sz w:val="24"/>
           <w:szCs w:val="24"/>
         </w:rPr>
-        <w:t>3. {{Строител_Управител_1и3}} — представител на Строителя.</w:t>
-      </w:r>
-    </w:p>
-    <w:p/>
-    <w:p>
-      <w:r>
-        <w:rPr>
-          <w:rFonts w:ascii="Garamond" w:eastAsia="Garamond" w:hAnsi="Garamond" w:cs="Garamond"/>
-          <w:color w:val="1F2937"/>
-          <w:sz w:val="24"/>
-          <w:szCs w:val="24"/>
-        </w:rPr>
-        <w:t>съставихме този акт, с който установихме, че са нанесени следните щети:</w:t>
-      </w:r>
-    </w:p>
-    <w:p>
-      <w:pPr>
-        <w:spacing w:before="60" w:after="60"/>
-      </w:pPr>
-      <w:r>
-        <w:rPr>
-          <w:rFonts w:ascii="Garamond" w:eastAsia="Garamond" w:hAnsi="Garamond" w:cs="Garamond"/>
-          <w:color w:val="2D3561"/>
-          <w:sz w:val="24"/>
-          <w:szCs w:val="24"/>
-        </w:rPr>
-        <w:t>1. Описание н</w:t>
-      </w:r>
-      <w:r>
-        <w:rPr>
-          <w:rFonts w:ascii="Garamond" w:eastAsia="Garamond" w:hAnsi="Garamond" w:cs="Garamond"/>
-          <w:color w:val="2D3561"/>
-          <w:sz w:val="24"/>
-          <w:szCs w:val="24"/>
-        </w:rPr>
-        <w:t xml:space="preserve">а </w:t>
-      </w:r>
-      <w:r>
-        <w:rPr>
-          <w:rFonts w:ascii="Garamond" w:eastAsia="Garamond" w:hAnsi="Garamond" w:cs="Garamond"/>
-          <w:color w:val="2D3561"/>
-          <w:sz w:val="24"/>
-          <w:szCs w:val="24"/>
-        </w:rPr>
-        <w:t>конструктива щета</w:t>
-      </w:r>
-      <w:r>
-        <w:rPr>
-          <w:rFonts w:ascii="Garamond" w:eastAsia="Garamond" w:hAnsi="Garamond" w:cs="Garamond"/>
-          <w:color w:val="2D3561"/>
-          <w:sz w:val="24"/>
-          <w:szCs w:val="24"/>
-        </w:rPr>
-        <w:t xml:space="preserve">: </w:t>
-      </w:r>
-      <w:r>
-        <w:rPr>
-          <w:rFonts w:ascii="Garamond" w:eastAsia="Garamond" w:hAnsi="Garamond" w:cs="Garamond"/>
-          <w:color w:val="9CA3AF"/>
-          <w:sz w:val="24"/>
-          <w:szCs w:val="24"/>
-        </w:rPr>
-        <w:t>................................................................................................</w:t>
+        <w:t>2. {{Консултанти_Списък}}</w:t>
       </w:r>
     </w:p>
     <w:p>
@@ -410,20 +348,11 @@
       <w:r>
         <w:rPr>
           <w:rFonts w:ascii="Garamond" w:eastAsia="Garamond" w:hAnsi="Garamond" w:cs="Garamond"/>
-          <w:color w:val="9CA3AF"/>
-          <w:sz w:val="24"/>
-          <w:szCs w:val="24"/>
-        </w:rPr>
-        <w:t>....................................................................................................................................................</w:t>
-      </w:r>
-      <w:r>
-        <w:rPr>
-          <w:rFonts w:ascii="Garamond" w:eastAsia="Garamond" w:hAnsi="Garamond" w:cs="Garamond"/>
-          <w:color w:val="9CA3AF"/>
-          <w:sz w:val="24"/>
-          <w:szCs w:val="24"/>
-        </w:rPr>
-        <w:t>.............</w:t>
+          <w:color w:val="1F2937"/>
+          <w:sz w:val="24"/>
+          <w:szCs w:val="24"/>
+        </w:rPr>
+        <w:t>(технически правоспособните физически лица по съответните части към лицето, упражняващо строителен надзор)</w:t>
       </w:r>
     </w:p>
     <w:p>
@@ -434,163 +363,11 @@
       <w:r>
         <w:rPr>
           <w:rFonts w:ascii="Garamond" w:eastAsia="Garamond" w:hAnsi="Garamond" w:cs="Garamond"/>
-          <w:color w:val="9CA3AF"/>
-          <w:sz w:val="24"/>
-          <w:szCs w:val="24"/>
-        </w:rPr>
-        <w:t>.................................................................................................................................................................</w:t>
-      </w:r>
-    </w:p>
-    <w:p>
-      <w:pPr>
-        <w:spacing w:before="60" w:after="60"/>
-      </w:pPr>
-      <w:r>
-        <w:rPr>
-          <w:rFonts w:ascii="Garamond" w:eastAsia="Garamond" w:hAnsi="Garamond" w:cs="Garamond"/>
-          <w:color w:val="2D3561"/>
-          <w:sz w:val="24"/>
-          <w:szCs w:val="24"/>
-        </w:rPr>
-        <w:t xml:space="preserve">   Местоположение: </w:t>
-      </w:r>
-      <w:r>
-        <w:rPr>
-          <w:rFonts w:ascii="Garamond" w:eastAsia="Garamond" w:hAnsi="Garamond" w:cs="Garamond"/>
-          <w:color w:val="9CA3AF"/>
-          <w:sz w:val="24"/>
-          <w:szCs w:val="24"/>
-        </w:rPr>
-        <w:t>................................................................................................</w:t>
-      </w:r>
-    </w:p>
-    <w:p>
-      <w:pPr>
-        <w:spacing w:before="60" w:after="60"/>
-      </w:pPr>
-      <w:r>
-        <w:rPr>
-          <w:rFonts w:ascii="Garamond" w:eastAsia="Garamond" w:hAnsi="Garamond" w:cs="Garamond"/>
-          <w:color w:val="2D3561"/>
-          <w:sz w:val="24"/>
-          <w:szCs w:val="24"/>
-        </w:rPr>
-        <w:t xml:space="preserve">   Причина: </w:t>
-      </w:r>
-      <w:r>
-        <w:rPr>
-          <w:rFonts w:ascii="Garamond" w:eastAsia="Garamond" w:hAnsi="Garamond" w:cs="Garamond"/>
-          <w:color w:val="9CA3AF"/>
-          <w:sz w:val="24"/>
-          <w:szCs w:val="24"/>
-        </w:rPr>
-        <w:t>................................................................................................</w:t>
-      </w:r>
-    </w:p>
-    <w:p>
-      <w:pPr>
-        <w:spacing w:before="60" w:after="60"/>
-      </w:pPr>
-      <w:r>
-        <w:rPr>
-          <w:rFonts w:ascii="Garamond" w:eastAsia="Garamond" w:hAnsi="Garamond" w:cs="Garamond"/>
-          <w:color w:val="2D3561"/>
-          <w:sz w:val="24"/>
-          <w:szCs w:val="24"/>
-        </w:rPr>
-        <w:t xml:space="preserve">   Мерки за отстраняване: </w:t>
-      </w:r>
-      <w:r>
-        <w:rPr>
-          <w:rFonts w:ascii="Garamond" w:eastAsia="Garamond" w:hAnsi="Garamond" w:cs="Garamond"/>
-          <w:color w:val="9CA3AF"/>
-          <w:sz w:val="24"/>
-          <w:szCs w:val="24"/>
-        </w:rPr>
-        <w:t>........................</w:t>
-      </w:r>
-      <w:r>
-        <w:rPr>
-          <w:rFonts w:ascii="Garamond" w:eastAsia="Garamond" w:hAnsi="Garamond" w:cs="Garamond"/>
-          <w:color w:val="9CA3AF"/>
-          <w:sz w:val="24"/>
-          <w:szCs w:val="24"/>
-        </w:rPr>
-        <w:t>........................................................................</w:t>
-      </w:r>
-    </w:p>
-    <w:p>
-      <w:pPr>
-        <w:spacing w:before="60" w:after="60"/>
-      </w:pPr>
-      <w:r>
-        <w:rPr>
-          <w:rFonts w:ascii="Garamond" w:eastAsia="Garamond" w:hAnsi="Garamond" w:cs="Garamond"/>
-          <w:color w:val="2D3561"/>
-          <w:sz w:val="24"/>
-          <w:szCs w:val="24"/>
-        </w:rPr>
-        <w:t xml:space="preserve">   Срок за отстраняване: </w:t>
-      </w:r>
-      <w:r>
-        <w:rPr>
-          <w:rFonts w:ascii="Garamond" w:eastAsia="Garamond" w:hAnsi="Garamond" w:cs="Garamond"/>
-          <w:color w:val="9CA3AF"/>
-          <w:sz w:val="24"/>
-          <w:szCs w:val="24"/>
-        </w:rPr>
-        <w:t>................................................................................................</w:t>
-      </w:r>
-    </w:p>
-    <w:p/>
-    <w:p>
-      <w:pPr>
-        <w:spacing w:before="60" w:after="60"/>
-      </w:pPr>
-      <w:r>
-        <w:rPr>
-          <w:rFonts w:ascii="Garamond" w:eastAsia="Garamond" w:hAnsi="Garamond" w:cs="Garamond"/>
-          <w:color w:val="2D3561"/>
-          <w:sz w:val="24"/>
-          <w:szCs w:val="24"/>
-        </w:rPr>
-        <w:t xml:space="preserve">2. Описание на </w:t>
-      </w:r>
-      <w:r>
-        <w:rPr>
-          <w:rFonts w:ascii="Garamond" w:eastAsia="Garamond" w:hAnsi="Garamond" w:cs="Garamond"/>
-          <w:color w:val="2D3561"/>
-          <w:sz w:val="24"/>
-          <w:szCs w:val="24"/>
-        </w:rPr>
-        <w:t>щета по инвентар, материали и съоръжения</w:t>
-      </w:r>
-      <w:r>
-        <w:rPr>
-          <w:rFonts w:ascii="Garamond" w:eastAsia="Garamond" w:hAnsi="Garamond" w:cs="Garamond"/>
-          <w:color w:val="2D3561"/>
-          <w:sz w:val="24"/>
-          <w:szCs w:val="24"/>
-        </w:rPr>
-        <w:t xml:space="preserve">: </w:t>
-      </w:r>
-      <w:r>
-        <w:rPr>
-          <w:rFonts w:ascii="Garamond" w:eastAsia="Garamond" w:hAnsi="Garamond" w:cs="Garamond"/>
-          <w:color w:val="9CA3AF"/>
-          <w:sz w:val="24"/>
-          <w:szCs w:val="24"/>
-        </w:rPr>
-        <w:t>....................................</w:t>
-      </w:r>
-      <w:r>
-        <w:rPr>
-          <w:rFonts w:ascii="Garamond" w:eastAsia="Garamond" w:hAnsi="Garamond" w:cs="Garamond"/>
-          <w:color w:val="9CA3AF"/>
-          <w:sz w:val="24"/>
-          <w:szCs w:val="24"/>
-        </w:rPr>
-        <w:t>............................................................</w:t>
+          <w:color w:val="1F2937"/>
+          <w:sz w:val="24"/>
+          <w:szCs w:val="24"/>
+        </w:rPr>
+        <w:t>3. {{Възложител_Блок}}</w:t>
       </w:r>
     </w:p>
     <w:p>
@@ -601,26 +378,324 @@
       <w:r>
         <w:rPr>
           <w:rFonts w:ascii="Garamond" w:eastAsia="Garamond" w:hAnsi="Garamond" w:cs="Garamond"/>
+          <w:color w:val="1F2937"/>
+          <w:sz w:val="24"/>
+          <w:szCs w:val="24"/>
+        </w:rPr>
+        <w:t>(възложителя)</w:t>
+      </w:r>
+    </w:p>
+    <w:p/>
+    <w:p>
+      <w:r>
+        <w:rPr>
+          <w:rFonts w:ascii="Garamond" w:eastAsia="Garamond" w:hAnsi="Garamond" w:cs="Garamond"/>
+          <w:color w:val="1F2937"/>
+          <w:sz w:val="24"/>
+          <w:szCs w:val="24"/>
+        </w:rPr>
+        <w:t>във връзка с появила се на ........................ г. непреодолима сила:</w:t>
+      </w:r>
+    </w:p>
+    <w:p>
+      <w:r>
+        <w:rPr>
+          <w:rFonts w:ascii="Garamond" w:eastAsia="Garamond" w:hAnsi="Garamond" w:cs="Garamond"/>
+          <w:color w:val="1F2937"/>
+          <w:sz w:val="24"/>
+          <w:szCs w:val="24"/>
+        </w:rPr>
+        <w:t>............................................................................................................</w:t>
+      </w:r>
+    </w:p>
+    <w:p>
+      <w:r>
+        <w:rPr>
+          <w:rFonts w:ascii="Garamond" w:eastAsia="Garamond" w:hAnsi="Garamond" w:cs="Garamond"/>
+          <w:color w:val="1F2937"/>
+          <w:sz w:val="24"/>
+          <w:szCs w:val="24"/>
+        </w:rPr>
+        <w:t>(описва се непреодолимата сила)</w:t>
+      </w:r>
+    </w:p>
+    <w:p>
+      <w:r>
+        <w:rPr>
+          <w:rFonts w:ascii="Garamond" w:eastAsia="Garamond" w:hAnsi="Garamond" w:cs="Garamond"/>
+          <w:color w:val="1F2937"/>
+          <w:sz w:val="24"/>
+          <w:szCs w:val="24"/>
+        </w:rPr>
+      </w:r>
+    </w:p>
+    <w:p>
+      <w:r>
+        <w:rPr>
+          <w:rFonts w:ascii="Garamond" w:eastAsia="Garamond" w:hAnsi="Garamond" w:cs="Garamond"/>
+          <w:color w:val="1F2937"/>
+          <w:sz w:val="24"/>
+          <w:szCs w:val="24"/>
+        </w:rPr>
+        <w:t>съставихме този акт, с който установихме, че са нанесени следните щети:</w:t>
+      </w:r>
+    </w:p>
+    <w:p>
+      <w:pPr>
+        <w:spacing w:before="60" w:after="60"/>
+      </w:pPr>
+      <w:r>
+        <w:rPr>
+          <w:rFonts w:ascii="Garamond" w:eastAsia="Garamond" w:hAnsi="Garamond" w:cs="Garamond"/>
+          <w:color w:val="2D3561"/>
+          <w:sz w:val="24"/>
+          <w:szCs w:val="24"/>
+        </w:rPr>
+        <w:t>1. На изпълнените конструкции и СМР</w:t>
+      </w:r>
+      <w:r>
+        <w:rPr>
+          <w:rFonts w:ascii="Garamond" w:eastAsia="Garamond" w:hAnsi="Garamond" w:cs="Garamond"/>
+          <w:color w:val="2D3561"/>
+          <w:sz w:val="24"/>
+          <w:szCs w:val="24"/>
+        </w:rPr>
+      </w:r>
+      <w:r>
+        <w:rPr>
+          <w:rFonts w:ascii="Garamond" w:eastAsia="Garamond" w:hAnsi="Garamond" w:cs="Garamond"/>
+          <w:color w:val="2D3561"/>
+          <w:sz w:val="24"/>
+          <w:szCs w:val="24"/>
+        </w:rPr>
+      </w:r>
+      <w:r>
+        <w:rPr>
+          <w:rFonts w:ascii="Garamond" w:eastAsia="Garamond" w:hAnsi="Garamond" w:cs="Garamond"/>
+          <w:color w:val="2D3561"/>
+          <w:sz w:val="24"/>
+          <w:szCs w:val="24"/>
+        </w:rPr>
+      </w:r>
+      <w:r>
+        <w:rPr>
+          <w:rFonts w:ascii="Garamond" w:eastAsia="Garamond" w:hAnsi="Garamond" w:cs="Garamond"/>
           <w:color w:val="9CA3AF"/>
           <w:sz w:val="24"/>
           <w:szCs w:val="24"/>
         </w:rPr>
-        <w:t>.................................................................................................................................................................</w:t>
-      </w:r>
-    </w:p>
+      </w:r>
+    </w:p>
+    <w:tbl>
+      <w:tblPr>
+        <w:tblW w:type="auto" w:w="0"/>
+        <w:tblLook w:firstColumn="1" w:firstRow="1" w:lastColumn="0" w:lastRow="0" w:noHBand="0" w:noVBand="1" w:val="04A0"/>
+        <w:tblBorders>
+          <w:top w:val="single" w:sz="4" w:color="000000"/>
+          <w:left w:val="single" w:sz="4" w:color="000000"/>
+          <w:bottom w:val="single" w:sz="4" w:color="000000"/>
+          <w:right w:val="single" w:sz="4" w:color="000000"/>
+          <w:insideH w:val="single" w:sz="4" w:color="000000"/>
+          <w:insideV w:val="single" w:sz="4" w:color="000000"/>
+        </w:tblBorders>
+      </w:tblPr>
+      <w:tblGrid>
+        <w:gridCol w:w="1814"/>
+        <w:gridCol w:w="1814"/>
+        <w:gridCol w:w="1814"/>
+        <w:gridCol w:w="1814"/>
+        <w:gridCol w:w="1814"/>
+      </w:tblGrid>
+      <w:tr>
+        <w:tc>
+          <w:tcPr>
+            <w:tcW w:type="dxa" w:w="1814"/>
+          </w:tcPr>
+          <w:p>
+            <w:r>
+              <w:rPr>
+                <w:sz w:val="20"/>
+              </w:rPr>
+              <w:t>№ по ред</w:t>
+            </w:r>
+          </w:p>
+        </w:tc>
+        <w:tc>
+          <w:tcPr>
+            <w:tcW w:type="dxa" w:w="1814"/>
+          </w:tcPr>
+          <w:p>
+            <w:r>
+              <w:rPr>
+                <w:sz w:val="20"/>
+              </w:rPr>
+              <w:t>Конструкции и СМР</w:t>
+            </w:r>
+          </w:p>
+        </w:tc>
+        <w:tc>
+          <w:tcPr>
+            <w:tcW w:type="dxa" w:w="1814"/>
+          </w:tcPr>
+          <w:p>
+            <w:r>
+              <w:rPr>
+                <w:sz w:val="20"/>
+              </w:rPr>
+              <w:t>Мярка</w:t>
+            </w:r>
+          </w:p>
+        </w:tc>
+        <w:tc>
+          <w:tcPr>
+            <w:tcW w:type="dxa" w:w="1814"/>
+          </w:tcPr>
+          <w:p>
+            <w:r>
+              <w:rPr>
+                <w:sz w:val="20"/>
+              </w:rPr>
+              <w:t>Количество</w:t>
+            </w:r>
+          </w:p>
+        </w:tc>
+        <w:tc>
+          <w:tcPr>
+            <w:tcW w:type="dxa" w:w="1814"/>
+          </w:tcPr>
+          <w:p>
+            <w:r>
+              <w:rPr>
+                <w:sz w:val="20"/>
+              </w:rPr>
+              <w:t>Забележка</w:t>
+            </w:r>
+          </w:p>
+        </w:tc>
+      </w:tr>
+      <w:tr>
+        <w:tc>
+          <w:tcPr>
+            <w:tcW w:type="dxa" w:w="1814"/>
+          </w:tcPr>
+          <w:p>
+            <w:r>
+              <w:rPr>
+                <w:sz w:val="20"/>
+              </w:rPr>
+              <w:t>1</w:t>
+            </w:r>
+          </w:p>
+        </w:tc>
+        <w:tc>
+          <w:tcPr>
+            <w:tcW w:type="dxa" w:w="1814"/>
+          </w:tcPr>
+          <w:p/>
+        </w:tc>
+        <w:tc>
+          <w:tcPr>
+            <w:tcW w:type="dxa" w:w="1814"/>
+          </w:tcPr>
+          <w:p/>
+        </w:tc>
+        <w:tc>
+          <w:tcPr>
+            <w:tcW w:type="dxa" w:w="1814"/>
+          </w:tcPr>
+          <w:p/>
+        </w:tc>
+        <w:tc>
+          <w:tcPr>
+            <w:tcW w:type="dxa" w:w="1814"/>
+          </w:tcPr>
+          <w:p/>
+        </w:tc>
+      </w:tr>
+      <w:tr>
+        <w:tc>
+          <w:tcPr>
+            <w:tcW w:type="dxa" w:w="1814"/>
+          </w:tcPr>
+          <w:p>
+            <w:r>
+              <w:rPr>
+                <w:sz w:val="20"/>
+              </w:rPr>
+              <w:t>2</w:t>
+            </w:r>
+          </w:p>
+        </w:tc>
+        <w:tc>
+          <w:tcPr>
+            <w:tcW w:type="dxa" w:w="1814"/>
+          </w:tcPr>
+          <w:p/>
+        </w:tc>
+        <w:tc>
+          <w:tcPr>
+            <w:tcW w:type="dxa" w:w="1814"/>
+          </w:tcPr>
+          <w:p/>
+        </w:tc>
+        <w:tc>
+          <w:tcPr>
+            <w:tcW w:type="dxa" w:w="1814"/>
+          </w:tcPr>
+          <w:p/>
+        </w:tc>
+        <w:tc>
+          <w:tcPr>
+            <w:tcW w:type="dxa" w:w="1814"/>
+          </w:tcPr>
+          <w:p/>
+        </w:tc>
+      </w:tr>
+      <w:tr>
+        <w:tc>
+          <w:tcPr>
+            <w:tcW w:type="dxa" w:w="1814"/>
+          </w:tcPr>
+          <w:p>
+            <w:r>
+              <w:rPr>
+                <w:sz w:val="20"/>
+              </w:rPr>
+              <w:t>3</w:t>
+            </w:r>
+          </w:p>
+        </w:tc>
+        <w:tc>
+          <w:tcPr>
+            <w:tcW w:type="dxa" w:w="1814"/>
+          </w:tcPr>
+          <w:p/>
+        </w:tc>
+        <w:tc>
+          <w:tcPr>
+            <w:tcW w:type="dxa" w:w="1814"/>
+          </w:tcPr>
+          <w:p/>
+        </w:tc>
+        <w:tc>
+          <w:tcPr>
+            <w:tcW w:type="dxa" w:w="1814"/>
+          </w:tcPr>
+          <w:p/>
+        </w:tc>
+        <w:tc>
+          <w:tcPr>
+            <w:tcW w:type="dxa" w:w="1814"/>
+          </w:tcPr>
+          <w:p/>
+        </w:tc>
+      </w:tr>
+    </w:tbl>
     <w:p>
       <w:pPr>
         <w:spacing w:before="60" w:after="60"/>
-      </w:pPr>
-      <w:r>
-        <w:rPr>
-          <w:rFonts w:ascii="Garamond" w:eastAsia="Garamond" w:hAnsi="Garamond" w:cs="Garamond"/>
-          <w:color w:val="2D3561"/>
-          <w:sz w:val="24"/>
-          <w:szCs w:val="24"/>
-        </w:rPr>
-        <w:t xml:space="preserve">   Местоположение: </w:t>
-      </w:r>
+        <w:jc w:val="both"/>
+      </w:pPr>
       <w:r>
         <w:rPr>
           <w:rFonts w:ascii="Garamond" w:eastAsia="Garamond" w:hAnsi="Garamond" w:cs="Garamond"/>
@@ -628,7 +703,6 @@
           <w:sz w:val="24"/>
           <w:szCs w:val="24"/>
         </w:rPr>
-        <w:t>..............</w:t>
       </w:r>
       <w:r>
         <w:rPr>
@@ -637,22 +711,13 @@
           <w:sz w:val="24"/>
           <w:szCs w:val="24"/>
         </w:rPr>
-        <w:t>..................................................................................</w:t>
       </w:r>
     </w:p>
     <w:p>
       <w:pPr>
         <w:spacing w:before="60" w:after="60"/>
-      </w:pPr>
-      <w:r>
-        <w:rPr>
-          <w:rFonts w:ascii="Garamond" w:eastAsia="Garamond" w:hAnsi="Garamond" w:cs="Garamond"/>
-          <w:color w:val="2D3561"/>
-          <w:sz w:val="24"/>
-          <w:szCs w:val="24"/>
-        </w:rPr>
-        <w:t xml:space="preserve">   Причина: </w:t>
-      </w:r>
+        <w:jc w:val="both"/>
+      </w:pPr>
       <w:r>
         <w:rPr>
           <w:rFonts w:ascii="Garamond" w:eastAsia="Garamond" w:hAnsi="Garamond" w:cs="Garamond"/>
@@ -660,7 +725,6 @@
           <w:sz w:val="24"/>
           <w:szCs w:val="24"/>
         </w:rPr>
-        <w:t>................................................................................................</w:t>
       </w:r>
     </w:p>
     <w:p>
@@ -674,7 +738,6 @@
           <w:sz w:val="24"/>
           <w:szCs w:val="24"/>
         </w:rPr>
-        <w:t xml:space="preserve">   Мерки за отстраняване: </w:t>
       </w:r>
       <w:r>
         <w:rPr>
@@ -683,7 +746,19 @@
           <w:sz w:val="24"/>
           <w:szCs w:val="24"/>
         </w:rPr>
-        <w:t>......................................</w:t>
+      </w:r>
+    </w:p>
+    <w:p>
+      <w:pPr>
+        <w:spacing w:before="60" w:after="60"/>
+      </w:pPr>
+      <w:r>
+        <w:rPr>
+          <w:rFonts w:ascii="Garamond" w:eastAsia="Garamond" w:hAnsi="Garamond" w:cs="Garamond"/>
+          <w:color w:val="2D3561"/>
+          <w:sz w:val="24"/>
+          <w:szCs w:val="24"/>
+        </w:rPr>
       </w:r>
       <w:r>
         <w:rPr>
@@ -692,7 +767,6 @@
           <w:sz w:val="24"/>
           <w:szCs w:val="24"/>
         </w:rPr>
-        <w:t>..........................................................</w:t>
       </w:r>
     </w:p>
     <w:p>
@@ -706,7 +780,6 @@
           <w:sz w:val="24"/>
           <w:szCs w:val="24"/>
         </w:rPr>
-        <w:t xml:space="preserve">   Срок за отстраняване: </w:t>
       </w:r>
       <w:r>
         <w:rPr>
@@ -715,7 +788,401 @@
           <w:sz w:val="24"/>
           <w:szCs w:val="24"/>
         </w:rPr>
-        <w:t>................................................................................................</w:t>
+      </w:r>
+      <w:r>
+        <w:rPr>
+          <w:rFonts w:ascii="Garamond" w:eastAsia="Garamond" w:hAnsi="Garamond" w:cs="Garamond"/>
+          <w:color w:val="9CA3AF"/>
+          <w:sz w:val="24"/>
+          <w:szCs w:val="24"/>
+        </w:rPr>
+      </w:r>
+    </w:p>
+    <w:p>
+      <w:pPr>
+        <w:spacing w:before="60" w:after="60"/>
+      </w:pPr>
+      <w:r>
+        <w:rPr>
+          <w:rFonts w:ascii="Garamond" w:eastAsia="Garamond" w:hAnsi="Garamond" w:cs="Garamond"/>
+          <w:color w:val="2D3561"/>
+          <w:sz w:val="24"/>
+          <w:szCs w:val="24"/>
+        </w:rPr>
+      </w:r>
+      <w:r>
+        <w:rPr>
+          <w:rFonts w:ascii="Garamond" w:eastAsia="Garamond" w:hAnsi="Garamond" w:cs="Garamond"/>
+          <w:color w:val="9CA3AF"/>
+          <w:sz w:val="24"/>
+          <w:szCs w:val="24"/>
+        </w:rPr>
+      </w:r>
+    </w:p>
+    <w:p/>
+    <w:p>
+      <w:pPr>
+        <w:spacing w:before="60" w:after="60"/>
+      </w:pPr>
+      <w:r>
+        <w:rPr>
+          <w:rFonts w:ascii="Garamond" w:eastAsia="Garamond" w:hAnsi="Garamond" w:cs="Garamond"/>
+          <w:color w:val="2D3561"/>
+          <w:sz w:val="24"/>
+          <w:szCs w:val="24"/>
+        </w:rPr>
+        <w:t>2. На строителните материали, инвентар и съоръжения</w:t>
+      </w:r>
+      <w:r>
+        <w:rPr>
+          <w:rFonts w:ascii="Garamond" w:eastAsia="Garamond" w:hAnsi="Garamond" w:cs="Garamond"/>
+          <w:color w:val="2D3561"/>
+          <w:sz w:val="24"/>
+          <w:szCs w:val="24"/>
+        </w:rPr>
+      </w:r>
+      <w:r>
+        <w:rPr>
+          <w:rFonts w:ascii="Garamond" w:eastAsia="Garamond" w:hAnsi="Garamond" w:cs="Garamond"/>
+          <w:color w:val="2D3561"/>
+          <w:sz w:val="24"/>
+          <w:szCs w:val="24"/>
+        </w:rPr>
+      </w:r>
+      <w:r>
+        <w:rPr>
+          <w:rFonts w:ascii="Garamond" w:eastAsia="Garamond" w:hAnsi="Garamond" w:cs="Garamond"/>
+          <w:color w:val="9CA3AF"/>
+          <w:sz w:val="24"/>
+          <w:szCs w:val="24"/>
+        </w:rPr>
+      </w:r>
+      <w:r>
+        <w:rPr>
+          <w:rFonts w:ascii="Garamond" w:eastAsia="Garamond" w:hAnsi="Garamond" w:cs="Garamond"/>
+          <w:color w:val="9CA3AF"/>
+          <w:sz w:val="24"/>
+          <w:szCs w:val="24"/>
+        </w:rPr>
+      </w:r>
+    </w:p>
+    <w:tbl>
+      <w:tblPr>
+        <w:tblW w:type="auto" w:w="0"/>
+        <w:tblLook w:firstColumn="1" w:firstRow="1" w:lastColumn="0" w:lastRow="0" w:noHBand="0" w:noVBand="1" w:val="04A0"/>
+        <w:tblBorders>
+          <w:top w:val="single" w:sz="4" w:color="000000"/>
+          <w:left w:val="single" w:sz="4" w:color="000000"/>
+          <w:bottom w:val="single" w:sz="4" w:color="000000"/>
+          <w:right w:val="single" w:sz="4" w:color="000000"/>
+          <w:insideH w:val="single" w:sz="4" w:color="000000"/>
+          <w:insideV w:val="single" w:sz="4" w:color="000000"/>
+        </w:tblBorders>
+      </w:tblPr>
+      <w:tblGrid>
+        <w:gridCol w:w="1814"/>
+        <w:gridCol w:w="1814"/>
+        <w:gridCol w:w="1814"/>
+        <w:gridCol w:w="1814"/>
+        <w:gridCol w:w="1814"/>
+      </w:tblGrid>
+      <w:tr>
+        <w:tc>
+          <w:tcPr>
+            <w:tcW w:type="dxa" w:w="1814"/>
+          </w:tcPr>
+          <w:p>
+            <w:r>
+              <w:rPr>
+                <w:sz w:val="20"/>
+              </w:rPr>
+              <w:t>№ по ред</w:t>
+            </w:r>
+          </w:p>
+        </w:tc>
+        <w:tc>
+          <w:tcPr>
+            <w:tcW w:type="dxa" w:w="1814"/>
+          </w:tcPr>
+          <w:p>
+            <w:r>
+              <w:rPr>
+                <w:sz w:val="20"/>
+              </w:rPr>
+              <w:t>Наименование на материалите, инвентара и съоръженията</w:t>
+            </w:r>
+          </w:p>
+        </w:tc>
+        <w:tc>
+          <w:tcPr>
+            <w:tcW w:type="dxa" w:w="1814"/>
+          </w:tcPr>
+          <w:p>
+            <w:r>
+              <w:rPr>
+                <w:sz w:val="20"/>
+              </w:rPr>
+              <w:t>Мярка</w:t>
+            </w:r>
+          </w:p>
+        </w:tc>
+        <w:tc>
+          <w:tcPr>
+            <w:tcW w:type="dxa" w:w="1814"/>
+          </w:tcPr>
+          <w:p>
+            <w:r>
+              <w:rPr>
+                <w:sz w:val="20"/>
+              </w:rPr>
+              <w:t>Количество</w:t>
+            </w:r>
+          </w:p>
+        </w:tc>
+        <w:tc>
+          <w:tcPr>
+            <w:tcW w:type="dxa" w:w="1814"/>
+          </w:tcPr>
+          <w:p>
+            <w:r>
+              <w:rPr>
+                <w:sz w:val="20"/>
+              </w:rPr>
+              <w:t>Забележка</w:t>
+            </w:r>
+          </w:p>
+        </w:tc>
+      </w:tr>
+      <w:tr>
+        <w:tc>
+          <w:tcPr>
+            <w:tcW w:type="dxa" w:w="1814"/>
+          </w:tcPr>
+          <w:p>
+            <w:r>
+              <w:rPr>
+                <w:sz w:val="20"/>
+              </w:rPr>
+              <w:t>1</w:t>
+            </w:r>
+          </w:p>
+        </w:tc>
+        <w:tc>
+          <w:tcPr>
+            <w:tcW w:type="dxa" w:w="1814"/>
+          </w:tcPr>
+          <w:p/>
+        </w:tc>
+        <w:tc>
+          <w:tcPr>
+            <w:tcW w:type="dxa" w:w="1814"/>
+          </w:tcPr>
+          <w:p/>
+        </w:tc>
+        <w:tc>
+          <w:tcPr>
+            <w:tcW w:type="dxa" w:w="1814"/>
+          </w:tcPr>
+          <w:p/>
+        </w:tc>
+        <w:tc>
+          <w:tcPr>
+            <w:tcW w:type="dxa" w:w="1814"/>
+          </w:tcPr>
+          <w:p/>
+        </w:tc>
+      </w:tr>
+      <w:tr>
+        <w:tc>
+          <w:tcPr>
+            <w:tcW w:type="dxa" w:w="1814"/>
+          </w:tcPr>
+          <w:p>
+            <w:r>
+              <w:rPr>
+                <w:sz w:val="20"/>
+              </w:rPr>
+              <w:t>2</w:t>
+            </w:r>
+          </w:p>
+        </w:tc>
+        <w:tc>
+          <w:tcPr>
+            <w:tcW w:type="dxa" w:w="1814"/>
+          </w:tcPr>
+          <w:p/>
+        </w:tc>
+        <w:tc>
+          <w:tcPr>
+            <w:tcW w:type="dxa" w:w="1814"/>
+          </w:tcPr>
+          <w:p/>
+        </w:tc>
+        <w:tc>
+          <w:tcPr>
+            <w:tcW w:type="dxa" w:w="1814"/>
+          </w:tcPr>
+          <w:p/>
+        </w:tc>
+        <w:tc>
+          <w:tcPr>
+            <w:tcW w:type="dxa" w:w="1814"/>
+          </w:tcPr>
+          <w:p/>
+        </w:tc>
+      </w:tr>
+      <w:tr>
+        <w:tc>
+          <w:tcPr>
+            <w:tcW w:type="dxa" w:w="1814"/>
+          </w:tcPr>
+          <w:p>
+            <w:r>
+              <w:rPr>
+                <w:sz w:val="20"/>
+              </w:rPr>
+              <w:t>3</w:t>
+            </w:r>
+          </w:p>
+        </w:tc>
+        <w:tc>
+          <w:tcPr>
+            <w:tcW w:type="dxa" w:w="1814"/>
+          </w:tcPr>
+          <w:p/>
+        </w:tc>
+        <w:tc>
+          <w:tcPr>
+            <w:tcW w:type="dxa" w:w="1814"/>
+          </w:tcPr>
+          <w:p/>
+        </w:tc>
+        <w:tc>
+          <w:tcPr>
+            <w:tcW w:type="dxa" w:w="1814"/>
+          </w:tcPr>
+          <w:p/>
+        </w:tc>
+        <w:tc>
+          <w:tcPr>
+            <w:tcW w:type="dxa" w:w="1814"/>
+          </w:tcPr>
+          <w:p/>
+        </w:tc>
+      </w:tr>
+    </w:tbl>
+    <w:p>
+      <w:pPr>
+        <w:spacing w:before="60" w:after="60"/>
+        <w:jc w:val="both"/>
+      </w:pPr>
+      <w:r>
+        <w:rPr>
+          <w:rFonts w:ascii="Garamond" w:eastAsia="Garamond" w:hAnsi="Garamond" w:cs="Garamond"/>
+          <w:color w:val="9CA3AF"/>
+          <w:sz w:val="24"/>
+          <w:szCs w:val="24"/>
+        </w:rPr>
+      </w:r>
+    </w:p>
+    <w:p>
+      <w:pPr>
+        <w:spacing w:before="60" w:after="60"/>
+      </w:pPr>
+      <w:r>
+        <w:rPr>
+          <w:rFonts w:ascii="Garamond" w:eastAsia="Garamond" w:hAnsi="Garamond" w:cs="Garamond"/>
+          <w:color w:val="2D3561"/>
+          <w:sz w:val="24"/>
+          <w:szCs w:val="24"/>
+        </w:rPr>
+      </w:r>
+      <w:r>
+        <w:rPr>
+          <w:rFonts w:ascii="Garamond" w:eastAsia="Garamond" w:hAnsi="Garamond" w:cs="Garamond"/>
+          <w:color w:val="9CA3AF"/>
+          <w:sz w:val="24"/>
+          <w:szCs w:val="24"/>
+        </w:rPr>
+      </w:r>
+      <w:r>
+        <w:rPr>
+          <w:rFonts w:ascii="Garamond" w:eastAsia="Garamond" w:hAnsi="Garamond" w:cs="Garamond"/>
+          <w:color w:val="9CA3AF"/>
+          <w:sz w:val="24"/>
+          <w:szCs w:val="24"/>
+        </w:rPr>
+      </w:r>
+    </w:p>
+    <w:p>
+      <w:pPr>
+        <w:spacing w:before="60" w:after="60"/>
+      </w:pPr>
+      <w:r>
+        <w:rPr>
+          <w:rFonts w:ascii="Garamond" w:eastAsia="Garamond" w:hAnsi="Garamond" w:cs="Garamond"/>
+          <w:color w:val="2D3561"/>
+          <w:sz w:val="24"/>
+          <w:szCs w:val="24"/>
+        </w:rPr>
+      </w:r>
+      <w:r>
+        <w:rPr>
+          <w:rFonts w:ascii="Garamond" w:eastAsia="Garamond" w:hAnsi="Garamond" w:cs="Garamond"/>
+          <w:color w:val="9CA3AF"/>
+          <w:sz w:val="24"/>
+          <w:szCs w:val="24"/>
+        </w:rPr>
+      </w:r>
+    </w:p>
+    <w:p>
+      <w:pPr>
+        <w:spacing w:before="60" w:after="60"/>
+      </w:pPr>
+      <w:r>
+        <w:rPr>
+          <w:rFonts w:ascii="Garamond" w:eastAsia="Garamond" w:hAnsi="Garamond" w:cs="Garamond"/>
+          <w:color w:val="2D3561"/>
+          <w:sz w:val="24"/>
+          <w:szCs w:val="24"/>
+        </w:rPr>
+      </w:r>
+      <w:r>
+        <w:rPr>
+          <w:rFonts w:ascii="Garamond" w:eastAsia="Garamond" w:hAnsi="Garamond" w:cs="Garamond"/>
+          <w:color w:val="9CA3AF"/>
+          <w:sz w:val="24"/>
+          <w:szCs w:val="24"/>
+        </w:rPr>
+      </w:r>
+      <w:r>
+        <w:rPr>
+          <w:rFonts w:ascii="Garamond" w:eastAsia="Garamond" w:hAnsi="Garamond" w:cs="Garamond"/>
+          <w:color w:val="9CA3AF"/>
+          <w:sz w:val="24"/>
+          <w:szCs w:val="24"/>
+        </w:rPr>
+      </w:r>
+    </w:p>
+    <w:p>
+      <w:pPr>
+        <w:spacing w:before="60" w:after="60"/>
+      </w:pPr>
+      <w:r>
+        <w:rPr>
+          <w:rFonts w:ascii="Garamond" w:eastAsia="Garamond" w:hAnsi="Garamond" w:cs="Garamond"/>
+          <w:color w:val="2D3561"/>
+          <w:sz w:val="24"/>
+          <w:szCs w:val="24"/>
+        </w:rPr>
+      </w:r>
+      <w:r>
+        <w:rPr>
+          <w:rFonts w:ascii="Garamond" w:eastAsia="Garamond" w:hAnsi="Garamond" w:cs="Garamond"/>
+          <w:color w:val="9CA3AF"/>
+          <w:sz w:val="24"/>
+          <w:szCs w:val="24"/>
+        </w:rPr>
       </w:r>
     </w:p>
     <w:p/>
@@ -743,7 +1210,7 @@
           <w:sz w:val="24"/>
           <w:szCs w:val="24"/>
         </w:rPr>
-        <w:t>Въз основа на горните констатации и състоянието на строежа, етапа или частта от</w:t>
+        <w:t>Въз основа на горните констатации и състоянието на строежа, етапа или частта от него:</w:t>
       </w:r>
     </w:p>
     <w:p>
@@ -759,7 +1226,7 @@
           <w:sz w:val="24"/>
           <w:szCs w:val="24"/>
         </w:rPr>
-        <w:t>него</w:t>
+        <w:t>............................................................................................................</w:t>
       </w:r>
       <w:r>
         <w:rPr>
@@ -768,7 +1235,6 @@
           <w:sz w:val="24"/>
           <w:szCs w:val="24"/>
         </w:rPr>
-        <w:t>{{Строеж}}</w:t>
       </w:r>
       <w:r>
         <w:rPr>
@@ -777,7 +1243,6 @@
           <w:sz w:val="24"/>
           <w:szCs w:val="24"/>
         </w:rPr>
-        <w:t xml:space="preserve"> в </w:t>
       </w:r>
       <w:r>
         <w:rPr>
@@ -786,7 +1251,6 @@
           <w:sz w:val="24"/>
           <w:szCs w:val="24"/>
         </w:rPr>
-        <w:t>{{Адрес}}</w:t>
       </w:r>
     </w:p>
     <w:p>
@@ -805,7 +1269,110 @@
           <w:sz w:val="24"/>
           <w:szCs w:val="24"/>
         </w:rPr>
-        <w:t>да се спазват всички описани мерки и срокове за отстраняването на щетите</w:t>
+        <w:t>(дава се описание на състоянието на строежа с оглед неговата безопасност и недопускане на авария)</w:t>
+      </w:r>
+      <w:bookmarkStart w:id="0" w:name="_GoBack"/>
+      <w:bookmarkEnd w:id="0"/>
+    </w:p>
+    <w:p>
+      <w:pPr>
+        <w:pBdr>
+          <w:bottom w:val="single" w:sz="2" w:space="2" w:color="E5E7EB"/>
+        </w:pBdr>
+        <w:spacing w:before="120" w:after="120"/>
+      </w:pPr>
+      <w:r>
+        <w:rPr>
+          <w:rFonts w:ascii="Garamond" w:eastAsia="Garamond" w:hAnsi="Garamond" w:cs="Garamond"/>
+          <w:b/>
+          <w:bCs/>
+          <w:color w:val="1F2937"/>
+          <w:sz w:val="24"/>
+          <w:szCs w:val="24"/>
+        </w:rPr>
+      </w:r>
+      <w:bookmarkStart w:id="0" w:name="_GoBack"/>
+      <w:bookmarkEnd w:id="0"/>
+    </w:p>
+    <w:p>
+      <w:pPr>
+        <w:pBdr>
+          <w:bottom w:val="single" w:sz="2" w:space="2" w:color="E5E7EB"/>
+        </w:pBdr>
+        <w:spacing w:before="120" w:after="120"/>
+      </w:pPr>
+      <w:r>
+        <w:rPr>
+          <w:rFonts w:ascii="Garamond" w:eastAsia="Garamond" w:hAnsi="Garamond" w:cs="Garamond"/>
+          <w:b/>
+          <w:bCs/>
+          <w:color w:val="1F2937"/>
+          <w:sz w:val="24"/>
+          <w:szCs w:val="24"/>
+        </w:rPr>
+        <w:t>Предписваме:</w:t>
+      </w:r>
+      <w:bookmarkStart w:id="0" w:name="_GoBack"/>
+      <w:bookmarkEnd w:id="0"/>
+    </w:p>
+    <w:p>
+      <w:pPr>
+        <w:pBdr>
+          <w:bottom w:val="single" w:sz="2" w:space="2" w:color="E5E7EB"/>
+        </w:pBdr>
+        <w:spacing w:before="120" w:after="120"/>
+      </w:pPr>
+      <w:r>
+        <w:rPr>
+          <w:rFonts w:ascii="Garamond" w:eastAsia="Garamond" w:hAnsi="Garamond" w:cs="Garamond"/>
+          <w:b/>
+          <w:bCs/>
+          <w:color w:val="1F2937"/>
+          <w:sz w:val="24"/>
+          <w:szCs w:val="24"/>
+        </w:rPr>
+        <w:t>............................................................................................................</w:t>
+      </w:r>
+      <w:bookmarkStart w:id="0" w:name="_GoBack"/>
+      <w:bookmarkEnd w:id="0"/>
+    </w:p>
+    <w:p>
+      <w:pPr>
+        <w:pBdr>
+          <w:bottom w:val="single" w:sz="2" w:space="2" w:color="E5E7EB"/>
+        </w:pBdr>
+        <w:spacing w:before="120" w:after="120"/>
+      </w:pPr>
+      <w:r>
+        <w:rPr>
+          <w:rFonts w:ascii="Garamond" w:eastAsia="Garamond" w:hAnsi="Garamond" w:cs="Garamond"/>
+          <w:b/>
+          <w:bCs/>
+          <w:color w:val="1F2937"/>
+          <w:sz w:val="24"/>
+          <w:szCs w:val="24"/>
+        </w:rPr>
+        <w:t>(необходими мерки, проекти, експертизи и други с оглед възстановяване на щетите и продължаване на строителството)</w:t>
+      </w:r>
+      <w:bookmarkStart w:id="0" w:name="_GoBack"/>
+      <w:bookmarkEnd w:id="0"/>
+    </w:p>
+    <w:p>
+      <w:pPr>
+        <w:pBdr>
+          <w:bottom w:val="single" w:sz="2" w:space="2" w:color="E5E7EB"/>
+        </w:pBdr>
+        <w:spacing w:before="120" w:after="120"/>
+      </w:pPr>
+      <w:r>
+        <w:rPr>
+          <w:rFonts w:ascii="Garamond" w:eastAsia="Garamond" w:hAnsi="Garamond" w:cs="Garamond"/>
+          <w:b/>
+          <w:bCs/>
+          <w:color w:val="1F2937"/>
+          <w:sz w:val="24"/>
+          <w:szCs w:val="24"/>
+        </w:rPr>
       </w:r>
       <w:bookmarkStart w:id="0" w:name="_GoBack"/>
       <w:bookmarkEnd w:id="0"/>
@@ -840,7 +1407,7 @@
           <w:sz w:val="24"/>
           <w:szCs w:val="24"/>
         </w:rPr>
-        <w:t xml:space="preserve">1. Възложител:  </w:t>
+        <w:t>1. Строител:  ..............................   ({{Строител_Управител_1и3}})</w:t>
       </w:r>
       <w:r>
         <w:rPr>
@@ -849,7 +1416,6 @@
           <w:sz w:val="24"/>
           <w:szCs w:val="24"/>
         </w:rPr>
-        <w:t xml:space="preserve">..............................   </w:t>
       </w:r>
       <w:r>
         <w:rPr>
@@ -860,7 +1426,6 @@
           <w:sz w:val="24"/>
           <w:szCs w:val="24"/>
         </w:rPr>
-        <w:t>(________________)</w:t>
       </w:r>
     </w:p>
     <w:p>
@@ -874,7 +1439,7 @@
           <w:sz w:val="24"/>
           <w:szCs w:val="24"/>
         </w:rPr>
-        <w:t>2. Управител СН:  ..............................   ({{Управител_1и3}})</w:t>
+        <w:t>2. Строителен надзор:</w:t>
       </w:r>
       <w:r>
         <w:rPr>
@@ -906,7 +1471,7 @@
           <w:sz w:val="24"/>
           <w:szCs w:val="24"/>
         </w:rPr>
-        <w:t xml:space="preserve">3. Строител:  </w:t>
+        <w:t>{{Консултанти_Подписи}}</w:t>
       </w:r>
       <w:r>
         <w:rPr>
@@ -915,7 +1480,6 @@
           <w:sz w:val="24"/>
           <w:szCs w:val="24"/>
         </w:rPr>
-        <w:t xml:space="preserve">..............................   </w:t>
       </w:r>
       <w:r>
         <w:rPr>
@@ -926,7 +1490,165 @@
           <w:sz w:val="24"/>
           <w:szCs w:val="24"/>
         </w:rPr>
-        <w:t>({{Строител_Управител_1и3}})</w:t>
+      </w:r>
+    </w:p>
+    <w:p>
+      <w:pPr>
+        <w:spacing w:before="120" w:after="60"/>
+      </w:pPr>
+      <w:r>
+        <w:rPr>
+          <w:rFonts w:ascii="Garamond" w:eastAsia="Garamond" w:hAnsi="Garamond" w:cs="Garamond"/>
+          <w:color w:val="2D3561"/>
+          <w:sz w:val="24"/>
+          <w:szCs w:val="24"/>
+        </w:rPr>
+        <w:t>3. Възложител:</w:t>
+      </w:r>
+      <w:r>
+        <w:rPr>
+          <w:rFonts w:ascii="Garamond" w:eastAsia="Garamond" w:hAnsi="Garamond" w:cs="Garamond"/>
+          <w:color w:val="9CA3AF"/>
+          <w:sz w:val="24"/>
+          <w:szCs w:val="24"/>
+        </w:rPr>
+      </w:r>
+      <w:r>
+        <w:rPr>
+          <w:rFonts w:ascii="Garamond" w:eastAsia="Garamond" w:hAnsi="Garamond" w:cs="Garamond"/>
+          <w:i/>
+          <w:iCs/>
+          <w:color w:val="6B7280"/>
+          <w:sz w:val="24"/>
+          <w:szCs w:val="24"/>
+        </w:rPr>
+      </w:r>
+    </w:p>
+    <w:p>
+      <w:pPr>
+        <w:spacing w:before="120" w:after="60"/>
+      </w:pPr>
+      <w:r>
+        <w:rPr>
+          <w:rFonts w:ascii="Garamond" w:eastAsia="Garamond" w:hAnsi="Garamond" w:cs="Garamond"/>
+          <w:color w:val="2D3561"/>
+          <w:sz w:val="24"/>
+          <w:szCs w:val="24"/>
+        </w:rPr>
+        <w:t>{{Възложители_Подписни_Редове}}</w:t>
+      </w:r>
+      <w:r>
+        <w:rPr>
+          <w:rFonts w:ascii="Garamond" w:eastAsia="Garamond" w:hAnsi="Garamond" w:cs="Garamond"/>
+          <w:color w:val="9CA3AF"/>
+          <w:sz w:val="24"/>
+          <w:szCs w:val="24"/>
+        </w:rPr>
+      </w:r>
+      <w:r>
+        <w:rPr>
+          <w:rFonts w:ascii="Garamond" w:eastAsia="Garamond" w:hAnsi="Garamond" w:cs="Garamond"/>
+          <w:i/>
+          <w:iCs/>
+          <w:color w:val="6B7280"/>
+          <w:sz w:val="24"/>
+          <w:szCs w:val="24"/>
+        </w:rPr>
+      </w:r>
+    </w:p>
+    <w:p>
+      <w:pPr>
+        <w:spacing w:before="120" w:after="60"/>
+      </w:pPr>
+      <w:r>
+        <w:rPr>
+          <w:rFonts w:ascii="Garamond" w:eastAsia="Garamond" w:hAnsi="Garamond" w:cs="Garamond"/>
+          <w:color w:val="2D3561"/>
+          <w:sz w:val="24"/>
+          <w:szCs w:val="24"/>
+        </w:rPr>
+      </w:r>
+      <w:r>
+        <w:rPr>
+          <w:rFonts w:ascii="Garamond" w:eastAsia="Garamond" w:hAnsi="Garamond" w:cs="Garamond"/>
+          <w:color w:val="9CA3AF"/>
+          <w:sz w:val="24"/>
+          <w:szCs w:val="24"/>
+        </w:rPr>
+      </w:r>
+      <w:r>
+        <w:rPr>
+          <w:rFonts w:ascii="Garamond" w:eastAsia="Garamond" w:hAnsi="Garamond" w:cs="Garamond"/>
+          <w:i/>
+          <w:iCs/>
+          <w:color w:val="6B7280"/>
+          <w:sz w:val="24"/>
+          <w:szCs w:val="24"/>
+        </w:rPr>
+      </w:r>
+    </w:p>
+    <w:p>
+      <w:pPr>
+        <w:spacing w:before="120" w:after="60"/>
+      </w:pPr>
+      <w:r>
+        <w:rPr>
+          <w:rFonts w:ascii="Garamond" w:eastAsia="Garamond" w:hAnsi="Garamond" w:cs="Garamond"/>
+          <w:color w:val="2D3561"/>
+          <w:sz w:val="24"/>
+          <w:szCs w:val="24"/>
+        </w:rPr>
+        <w:t>..............................................................</w:t>
+      </w:r>
+      <w:r>
+        <w:rPr>
+          <w:rFonts w:ascii="Garamond" w:eastAsia="Garamond" w:hAnsi="Garamond" w:cs="Garamond"/>
+          <w:color w:val="9CA3AF"/>
+          <w:sz w:val="24"/>
+          <w:szCs w:val="24"/>
+        </w:rPr>
+      </w:r>
+      <w:r>
+        <w:rPr>
+          <w:rFonts w:ascii="Garamond" w:eastAsia="Garamond" w:hAnsi="Garamond" w:cs="Garamond"/>
+          <w:i/>
+          <w:iCs/>
+          <w:color w:val="6B7280"/>
+          <w:sz w:val="24"/>
+          <w:szCs w:val="24"/>
+        </w:rPr>
+      </w:r>
+    </w:p>
+    <w:p>
+      <w:pPr>
+        <w:spacing w:before="120" w:after="60"/>
+      </w:pPr>
+      <w:r>
+        <w:rPr>
+          <w:rFonts w:ascii="Garamond" w:eastAsia="Garamond" w:hAnsi="Garamond" w:cs="Garamond"/>
+          <w:color w:val="2D3561"/>
+          <w:sz w:val="24"/>
+          <w:szCs w:val="24"/>
+        </w:rPr>
+        <w:t>(име и фамилия, подпис и печат)</w:t>
+      </w:r>
+      <w:r>
+        <w:rPr>
+          <w:rFonts w:ascii="Garamond" w:eastAsia="Garamond" w:hAnsi="Garamond" w:cs="Garamond"/>
+          <w:color w:val="9CA3AF"/>
+          <w:sz w:val="24"/>
+          <w:szCs w:val="24"/>
+        </w:rPr>
+      </w:r>
+      <w:r>
+        <w:rPr>
+          <w:rFonts w:ascii="Garamond" w:eastAsia="Garamond" w:hAnsi="Garamond" w:cs="Garamond"/>
+          <w:i/>
+          <w:iCs/>
+          <w:color w:val="6B7280"/>
+          <w:sz w:val="24"/>
+          <w:szCs w:val="24"/>
+        </w:rPr>
       </w:r>
     </w:p>
     <w:sectPr>

--- a/templates/Akt_13_Template.docx
+++ b/templates/Akt_13_Template.docx
@@ -4,36 +4,416 @@
   <w:body>
     <w:p>
       <w:pPr>
-        <w:spacing w:before="200" w:after="80"/>
-        <w:jc w:val="center"/>
+        <w:pStyle w:val="DocumentMeta"/>
       </w:pPr>
       <w:r>
         <w:rPr>
-          <w:rFonts w:ascii="Garamond" w:eastAsia="Garamond" w:hAnsi="Garamond" w:cs="Garamond"/>
           <w:i/>
           <w:iCs/>
-          <w:color w:val="6B7280"/>
-          <w:sz w:val="18"/>
-          <w:szCs w:val="18"/>
         </w:rPr>
-        <w:t>Приложение № 13  |  към чл. 7, ал. 3, т. 13</w:t>
-      </w:r>
-    </w:p>
-    <w:p>
-      <w:pPr>
-        <w:spacing w:before="200" w:after="160"/>
-        <w:jc w:val="center"/>
+        <w:t>Приложение № 13 към чл. 7, ал. 3, т. 13</w:t>
+      </w:r>
+    </w:p>
+    <w:p>
+      <w:pPr>
+        <w:pStyle w:val="DocumentTitle"/>
       </w:pPr>
       <w:r>
         <w:rPr>
-          <w:rFonts w:ascii="Garamond" w:eastAsia="Garamond" w:hAnsi="Garamond" w:cs="Garamond"/>
           <w:b/>
           <w:bCs/>
-          <w:color w:val="2D3561"/>
-          <w:sz w:val="28"/>
-          <w:szCs w:val="28"/>
         </w:rPr>
         <w:t>АКТ</w:t>
+      </w:r>
+    </w:p>
+    <w:p>
+      <w:pPr>
+        <w:pStyle w:val="DocumentSubtitle"/>
+        <w:pBdr>
+          <w:bottom w:val="single" w:sz="2" w:space="2" w:color="E5E7EB"/>
+        </w:pBdr>
+      </w:pPr>
+      <w:r>
+        <w:rPr>
+          <w:b/>
+          <w:bCs/>
+        </w:rPr>
+        <w:t>за установяване на щети, причинени от непреодолима природна сила и други</w:t>
+      </w:r>
+    </w:p>
+    <w:tbl>
+      <w:tblPr>
+        <w:tblW w:w="0" w:type="auto"/>
+        <w:jc w:val="center"/>
+        <w:tblLayout w:type="fixed"/>
+        <w:tblLook w:val="04A0" w:firstRow="1" w:lastRow="0" w:firstColumn="1" w:lastColumn="0" w:noHBand="0" w:noVBand="1"/>
+      </w:tblPr>
+      <w:tblGrid>
+        <w:gridCol w:w="2438"/>
+        <w:gridCol w:w="7427"/>
+      </w:tblGrid>
+      <w:tr>
+        <w:trPr>
+          <w:cantSplit/>
+          <w:jc w:val="center"/>
+        </w:trPr>
+        <w:tc>
+          <w:tcPr>
+            <w:tcW w:w="2438" w:type="dxa"/>
+            <w:tcBorders>
+              <w:top w:val="nil"/>
+              <w:left w:val="nil"/>
+              <w:bottom w:val="nil"/>
+              <w:right w:val="nil"/>
+            </w:tcBorders>
+            <w:tcMar>
+              <w:top w:w="35" w:type="dxa"/>
+              <w:left w:w="40" w:type="dxa"/>
+              <w:bottom w:w="35" w:type="dxa"/>
+              <w:right w:w="60" w:type="dxa"/>
+            </w:tcMar>
+          </w:tcPr>
+          <w:p>
+            <w:pPr>
+              <w:pStyle w:val="FieldLabel"/>
+              <w:keepLines/>
+            </w:pPr>
+            <w:proofErr w:type="spellStart"/>
+            <w:r>
+              <w:t>Строеж:</w:t>
+            </w:r>
+            <w:proofErr w:type="spellEnd"/>
+            <w:r/>
+          </w:p>
+        </w:tc>
+        <w:tc>
+          <w:tcPr>
+            <w:tcW w:w="7427" w:type="dxa"/>
+            <w:tcBorders>
+              <w:top w:val="nil"/>
+              <w:left w:val="nil"/>
+              <w:bottom w:val="nil"/>
+              <w:right w:val="nil"/>
+            </w:tcBorders>
+            <w:tcMar>
+              <w:top w:w="35" w:type="dxa"/>
+              <w:left w:w="40" w:type="dxa"/>
+              <w:bottom w:w="35" w:type="dxa"/>
+              <w:right w:w="60" w:type="dxa"/>
+            </w:tcMar>
+          </w:tcPr>
+          <w:p>
+            <w:pPr>
+              <w:pStyle w:val="FieldValue"/>
+              <w:keepLines/>
+              <w:pBdr>
+                <w:bottom w:val="single" w:sz="5" w:space="1" w:color="BCBCBC"/>
+              </w:pBdr>
+            </w:pPr>
+            <w:r>
+              <w:rPr/>
+              <w:t>{{Строеж}}</w:t>
+            </w:r>
+          </w:p>
+        </w:tc>
+      </w:tr>
+      <w:tr>
+        <w:trPr>
+          <w:cantSplit/>
+          <w:jc w:val="center"/>
+        </w:trPr>
+        <w:tc>
+          <w:tcPr>
+            <w:tcW w:w="2438" w:type="dxa"/>
+            <w:tcBorders>
+              <w:top w:val="nil"/>
+              <w:left w:val="nil"/>
+              <w:bottom w:val="nil"/>
+              <w:right w:val="nil"/>
+            </w:tcBorders>
+            <w:tcMar>
+              <w:top w:w="35" w:type="dxa"/>
+              <w:left w:w="40" w:type="dxa"/>
+              <w:bottom w:w="35" w:type="dxa"/>
+              <w:right w:w="60" w:type="dxa"/>
+            </w:tcMar>
+          </w:tcPr>
+          <w:p>
+            <w:pPr>
+              <w:pStyle w:val="FieldLabel"/>
+              <w:keepLines/>
+            </w:pPr>
+            <w:proofErr w:type="spellStart"/>
+            <w:r>
+              <w:t>Местонахождение:</w:t>
+            </w:r>
+            <w:proofErr w:type="spellEnd"/>
+            <w:r/>
+          </w:p>
+        </w:tc>
+        <w:tc>
+          <w:tcPr>
+            <w:tcW w:w="7427" w:type="dxa"/>
+            <w:tcBorders>
+              <w:top w:val="nil"/>
+              <w:left w:val="nil"/>
+              <w:bottom w:val="nil"/>
+              <w:right w:val="nil"/>
+            </w:tcBorders>
+            <w:tcMar>
+              <w:top w:w="35" w:type="dxa"/>
+              <w:left w:w="40" w:type="dxa"/>
+              <w:bottom w:w="35" w:type="dxa"/>
+              <w:right w:w="60" w:type="dxa"/>
+            </w:tcMar>
+          </w:tcPr>
+          <w:p>
+            <w:pPr>
+              <w:pStyle w:val="FieldValue"/>
+              <w:keepLines/>
+              <w:pBdr>
+                <w:bottom w:val="single" w:sz="5" w:space="1" w:color="BCBCBC"/>
+              </w:pBdr>
+            </w:pPr>
+            <w:r>
+              <w:rPr/>
+              <w:t>{{Адрес}}</w:t>
+            </w:r>
+          </w:p>
+        </w:tc>
+      </w:tr>
+      <w:tr>
+        <w:trPr>
+          <w:cantSplit/>
+          <w:jc w:val="center"/>
+        </w:trPr>
+        <w:tc>
+          <w:tcPr>
+            <w:tcW w:w="2438" w:type="dxa"/>
+            <w:tcBorders>
+              <w:top w:val="nil"/>
+              <w:left w:val="nil"/>
+              <w:bottom w:val="nil"/>
+              <w:right w:val="nil"/>
+            </w:tcBorders>
+            <w:tcMar>
+              <w:top w:w="35" w:type="dxa"/>
+              <w:left w:w="40" w:type="dxa"/>
+              <w:bottom w:w="35" w:type="dxa"/>
+              <w:right w:w="60" w:type="dxa"/>
+            </w:tcMar>
+          </w:tcPr>
+          <w:p>
+            <w:pPr>
+              <w:pStyle w:val="FieldLabel"/>
+              <w:keepLines/>
+            </w:pPr>
+            <w:proofErr w:type="spellStart"/>
+            <w:r>
+              <w:t>Възложител:</w:t>
+            </w:r>
+            <w:proofErr w:type="spellEnd"/>
+            <w:r/>
+          </w:p>
+        </w:tc>
+        <w:tc>
+          <w:tcPr>
+            <w:tcW w:w="7427" w:type="dxa"/>
+            <w:tcBorders>
+              <w:top w:val="nil"/>
+              <w:left w:val="nil"/>
+              <w:bottom w:val="nil"/>
+              <w:right w:val="nil"/>
+            </w:tcBorders>
+            <w:tcMar>
+              <w:top w:w="35" w:type="dxa"/>
+              <w:left w:w="40" w:type="dxa"/>
+              <w:bottom w:w="35" w:type="dxa"/>
+              <w:right w:w="60" w:type="dxa"/>
+            </w:tcMar>
+          </w:tcPr>
+          <w:p>
+            <w:pPr>
+              <w:pStyle w:val="FieldValue"/>
+              <w:keepLines/>
+              <w:pBdr>
+                <w:bottom w:val="single" w:sz="5" w:space="1" w:color="BCBCBC"/>
+              </w:pBdr>
+            </w:pPr>
+            <w:r>
+              <w:rPr/>
+              <w:t>{{Възложител_Блок}}</w:t>
+            </w:r>
+          </w:p>
+        </w:tc>
+      </w:tr>
+      <w:tr>
+        <w:trPr>
+          <w:cantSplit/>
+          <w:jc w:val="center"/>
+        </w:trPr>
+        <w:tc>
+          <w:tcPr>
+            <w:tcW w:w="2438" w:type="dxa"/>
+            <w:tcBorders>
+              <w:top w:val="nil"/>
+              <w:left w:val="nil"/>
+              <w:bottom w:val="nil"/>
+              <w:right w:val="nil"/>
+            </w:tcBorders>
+            <w:tcMar>
+              <w:top w:w="35" w:type="dxa"/>
+              <w:left w:w="40" w:type="dxa"/>
+              <w:bottom w:w="35" w:type="dxa"/>
+              <w:right w:w="60" w:type="dxa"/>
+            </w:tcMar>
+          </w:tcPr>
+          <w:p>
+            <w:pPr>
+              <w:pStyle w:val="FieldLabel"/>
+              <w:keepLines/>
+            </w:pPr>
+            <w:proofErr w:type="spellStart"/>
+            <w:r>
+              <w:t>Консултант (строителен надзор):</w:t>
+            </w:r>
+            <w:bookmarkStart w:id="0" w:name="_GoBack"/>
+            <w:bookmarkEnd w:id="0"/>
+            <w:r/>
+            <w:proofErr w:type="spellEnd"/>
+            <w:r/>
+            <w:proofErr w:type="spellStart"/>
+            <w:r/>
+            <w:proofErr w:type="spellEnd"/>
+            <w:r/>
+            <w:proofErr w:type="spellStart"/>
+            <w:r/>
+            <w:proofErr w:type="spellEnd"/>
+            <w:r/>
+          </w:p>
+        </w:tc>
+        <w:tc>
+          <w:tcPr>
+            <w:tcW w:w="7427" w:type="dxa"/>
+            <w:tcBorders>
+              <w:top w:val="nil"/>
+              <w:left w:val="nil"/>
+              <w:bottom w:val="nil"/>
+              <w:right w:val="nil"/>
+            </w:tcBorders>
+            <w:tcMar>
+              <w:top w:w="35" w:type="dxa"/>
+              <w:left w:w="40" w:type="dxa"/>
+              <w:bottom w:w="35" w:type="dxa"/>
+              <w:right w:w="60" w:type="dxa"/>
+            </w:tcMar>
+          </w:tcPr>
+          <w:p>
+            <w:pPr>
+              <w:pStyle w:val="FieldValue"/>
+              <w:keepLines/>
+              <w:pBdr>
+                <w:bottom w:val="single" w:sz="5" w:space="1" w:color="BCBCBC"/>
+              </w:pBdr>
+            </w:pPr>
+            <w:r>
+              <w:rPr/>
+              <w:t>{{Консултант_Фирма}}, {{Консултант_Управител}} — Управител</w:t>
+            </w:r>
+          </w:p>
+        </w:tc>
+      </w:tr>
+      <w:tr>
+        <w:trPr>
+          <w:cantSplit/>
+          <w:jc w:val="center"/>
+        </w:trPr>
+        <w:tc>
+          <w:tcPr>
+            <w:tcW w:w="2438" w:type="dxa"/>
+            <w:tcBorders>
+              <w:top w:val="nil"/>
+              <w:left w:val="nil"/>
+              <w:bottom w:val="nil"/>
+              <w:right w:val="nil"/>
+            </w:tcBorders>
+            <w:tcMar>
+              <w:top w:w="35" w:type="dxa"/>
+              <w:left w:w="40" w:type="dxa"/>
+              <w:bottom w:w="35" w:type="dxa"/>
+              <w:right w:w="60" w:type="dxa"/>
+            </w:tcMar>
+          </w:tcPr>
+          <w:p>
+            <w:pPr>
+              <w:pStyle w:val="FieldLabel"/>
+              <w:keepLines/>
+            </w:pPr>
+            <w:proofErr w:type="spellStart"/>
+            <w:r>
+              <w:t>Строител:</w:t>
+            </w:r>
+            <w:proofErr w:type="spellEnd"/>
+            <w:r/>
+            <w:proofErr w:type="spellStart"/>
+            <w:r/>
+            <w:proofErr w:type="spellEnd"/>
+            <w:r/>
+          </w:p>
+        </w:tc>
+        <w:tc>
+          <w:tcPr>
+            <w:tcW w:w="7427" w:type="dxa"/>
+            <w:tcBorders>
+              <w:top w:val="nil"/>
+              <w:left w:val="nil"/>
+              <w:bottom w:val="nil"/>
+              <w:right w:val="nil"/>
+            </w:tcBorders>
+            <w:tcMar>
+              <w:top w:w="35" w:type="dxa"/>
+              <w:left w:w="40" w:type="dxa"/>
+              <w:bottom w:w="35" w:type="dxa"/>
+              <w:right w:w="60" w:type="dxa"/>
+            </w:tcMar>
+          </w:tcPr>
+          <w:p>
+            <w:pPr>
+              <w:pStyle w:val="FieldValue"/>
+              <w:keepLines/>
+              <w:pBdr>
+                <w:bottom w:val="single" w:sz="5" w:space="1" w:color="BCBCBC"/>
+              </w:pBdr>
+            </w:pPr>
+            <w:r>
+              <w:rPr/>
+              <w:t>{{Строител_Фирма}}, представлявано от {{Строител_Управител}}</w:t>
+            </w:r>
+          </w:p>
+        </w:tc>
+      </w:tr>
+    </w:tbl>
+    <w:p>
+      <w:pPr>
+        <w:pStyle w:val="DocumentSubtitle"/>
+      </w:pPr>
+      <w:r>
+        <w:rPr>
+          <w:b/>
+          <w:bCs/>
+        </w:rPr>
+        <w:t>Разрешение за строеж:</w:t>
+      </w:r>
+      <w:r>
+        <w:rPr>
+          <w:b/>
+          <w:bCs/>
+        </w:rPr>
+        <w:tab/>
+      </w:r>
+      <w:r>
+        <w:rPr/>
+        <w:t>№ {{РС_Номер}} / {{РС_Дата}} г.</w:t>
       </w:r>
     </w:p>
     <w:p>
@@ -43,447 +423,132 @@
         </w:pBdr>
         <w:spacing w:before="120" w:after="120"/>
       </w:pPr>
-      <w:r>
-        <w:rPr>
-          <w:rFonts w:ascii="Garamond" w:eastAsia="Garamond" w:hAnsi="Garamond" w:cs="Garamond"/>
-          <w:b/>
-          <w:bCs/>
-          <w:color w:val="2D3561"/>
-          <w:sz w:val="24"/>
-          <w:szCs w:val="24"/>
-        </w:rPr>
-        <w:t>за установяване на щети, причинени от непреодолима природна сила и други</w:t>
-      </w:r>
-    </w:p>
-    <w:p>
-      <w:pPr>
-        <w:spacing w:before="40" w:after="40"/>
-      </w:pPr>
-      <w:r>
-        <w:rPr>
-          <w:rFonts w:ascii="Garamond" w:eastAsia="Garamond" w:hAnsi="Garamond" w:cs="Garamond"/>
-          <w:b/>
-          <w:bCs/>
-          <w:color w:val="2D3561"/>
-          <w:sz w:val="24"/>
-          <w:szCs w:val="24"/>
-        </w:rPr>
-        <w:t>Строеж:</w:t>
-      </w:r>
-      <w:r>
-        <w:rPr>
-          <w:rFonts w:ascii="Garamond" w:eastAsia="Garamond" w:hAnsi="Garamond" w:cs="Garamond"/>
-          <w:b/>
-          <w:bCs/>
-          <w:color w:val="2D3561"/>
-          <w:sz w:val="24"/>
-          <w:szCs w:val="24"/>
-        </w:rPr>
-        <w:tab/>
-      </w:r>
-      <w:r>
-        <w:rPr>
-          <w:rFonts w:ascii="Garamond" w:eastAsia="Garamond" w:hAnsi="Garamond" w:cs="Garamond"/>
-          <w:color w:val="6B7280"/>
-          <w:sz w:val="24"/>
-          <w:szCs w:val="24"/>
-        </w:rPr>
-        <w:t>{{Строеж}}</w:t>
-      </w:r>
-    </w:p>
-    <w:p>
-      <w:pPr>
-        <w:spacing w:before="40" w:after="40"/>
-      </w:pPr>
-      <w:r>
-        <w:rPr>
-          <w:rFonts w:ascii="Garamond" w:eastAsia="Garamond" w:hAnsi="Garamond" w:cs="Garamond"/>
-          <w:b/>
-          <w:bCs/>
-          <w:color w:val="2D3561"/>
-          <w:sz w:val="24"/>
-          <w:szCs w:val="24"/>
-        </w:rPr>
-        <w:t>Местонахождение:</w:t>
-      </w:r>
-      <w:r>
-        <w:rPr>
-          <w:rFonts w:ascii="Garamond" w:eastAsia="Garamond" w:hAnsi="Garamond" w:cs="Garamond"/>
-          <w:b/>
-          <w:bCs/>
-          <w:color w:val="2D3561"/>
-          <w:sz w:val="24"/>
-          <w:szCs w:val="24"/>
-        </w:rPr>
-        <w:tab/>
-      </w:r>
-      <w:r>
-        <w:rPr>
-          <w:rFonts w:ascii="Garamond" w:eastAsia="Garamond" w:hAnsi="Garamond" w:cs="Garamond"/>
-          <w:color w:val="6B7280"/>
-          <w:sz w:val="24"/>
-          <w:szCs w:val="24"/>
-        </w:rPr>
-        <w:t>{{Адрес}}</w:t>
-      </w:r>
-    </w:p>
-    <w:p>
-      <w:pPr>
-        <w:spacing w:before="40" w:after="40"/>
-      </w:pPr>
-      <w:r>
-        <w:rPr>
-          <w:rFonts w:ascii="Garamond" w:eastAsia="Garamond" w:hAnsi="Garamond" w:cs="Garamond"/>
-          <w:b/>
-          <w:bCs/>
-          <w:color w:val="2D3561"/>
-          <w:sz w:val="24"/>
-          <w:szCs w:val="24"/>
-        </w:rPr>
-        <w:t>Възложител:</w:t>
-      </w:r>
-      <w:r>
-        <w:rPr>
-          <w:rFonts w:ascii="Garamond" w:eastAsia="Garamond" w:hAnsi="Garamond" w:cs="Garamond"/>
-          <w:b/>
-          <w:bCs/>
-          <w:color w:val="2D3561"/>
-          <w:sz w:val="24"/>
-          <w:szCs w:val="24"/>
-        </w:rPr>
-        <w:tab/>
-      </w:r>
-      <w:r>
-        <w:rPr>
-          <w:rFonts w:ascii="Garamond" w:eastAsia="Garamond" w:hAnsi="Garamond" w:cs="Garamond"/>
-          <w:color w:val="6B7280"/>
-          <w:sz w:val="24"/>
-          <w:szCs w:val="24"/>
-        </w:rPr>
-        <w:t>{{Възложител_Блок}}</w:t>
-      </w:r>
-    </w:p>
-    <w:p>
-      <w:pPr>
-        <w:spacing w:before="40" w:after="40"/>
-      </w:pPr>
-      <w:r>
-        <w:rPr>
-          <w:rFonts w:ascii="Garamond" w:eastAsia="Garamond" w:hAnsi="Garamond" w:cs="Garamond"/>
-          <w:b/>
-          <w:bCs/>
-          <w:color w:val="2D3561"/>
-          <w:sz w:val="24"/>
-          <w:szCs w:val="24"/>
-        </w:rPr>
-        <w:t>Консултант (строителен надзор):</w:t>
-        <w:tab/>
-        <w:t>{{Консултант_Фирма}}, {{Консултант_Управител}} — Управител</w:t>
-      </w:r>
-      <w:r>
-        <w:rPr>
-          <w:rFonts w:ascii="Garamond" w:eastAsia="Garamond" w:hAnsi="Garamond" w:cs="Garamond"/>
-          <w:b/>
-          <w:bCs/>
-          <w:color w:val="2D3561"/>
-          <w:sz w:val="24"/>
-          <w:szCs w:val="24"/>
-        </w:rPr>
-      </w:r>
-      <w:r>
-        <w:rPr>
-          <w:rFonts w:ascii="Garamond" w:eastAsia="Garamond" w:hAnsi="Garamond" w:cs="Garamond"/>
-          <w:color w:val="6B7280"/>
-          <w:sz w:val="24"/>
-          <w:szCs w:val="24"/>
-        </w:rPr>
-      </w:r>
-    </w:p>
-    <w:p>
-      <w:pPr>
-        <w:spacing w:before="40" w:after="40"/>
-      </w:pPr>
-      <w:r>
-        <w:rPr>
-          <w:rFonts w:ascii="Garamond" w:eastAsia="Garamond" w:hAnsi="Garamond" w:cs="Garamond"/>
-          <w:b/>
-          <w:bCs/>
-          <w:color w:val="2D3561"/>
-          <w:sz w:val="24"/>
-          <w:szCs w:val="24"/>
-        </w:rPr>
-        <w:t>Строител:</w:t>
-      </w:r>
-      <w:r>
-        <w:rPr>
-          <w:rFonts w:ascii="Garamond" w:eastAsia="Garamond" w:hAnsi="Garamond" w:cs="Garamond"/>
-          <w:b/>
-          <w:bCs/>
-          <w:color w:val="2D3561"/>
-          <w:sz w:val="24"/>
-          <w:szCs w:val="24"/>
-        </w:rPr>
-        <w:tab/>
-      </w:r>
-      <w:r>
-        <w:rPr>
-          <w:rFonts w:ascii="Garamond" w:eastAsia="Garamond" w:hAnsi="Garamond" w:cs="Garamond"/>
-          <w:color w:val="6B7280"/>
-          <w:sz w:val="24"/>
-          <w:szCs w:val="24"/>
-        </w:rPr>
-        <w:t>{{Строител_Фирма}}, представлявано от {{Строител_Управител}}</w:t>
-      </w:r>
-    </w:p>
-    <w:p>
-      <w:pPr>
-        <w:spacing w:before="40" w:after="40"/>
-      </w:pPr>
-      <w:r>
-        <w:rPr>
-          <w:rFonts w:ascii="Garamond" w:eastAsia="Garamond" w:hAnsi="Garamond" w:cs="Garamond"/>
-          <w:b/>
-          <w:bCs/>
-          <w:color w:val="2D3561"/>
-          <w:sz w:val="24"/>
-          <w:szCs w:val="24"/>
-        </w:rPr>
-        <w:t>Разрешение за строеж:</w:t>
-      </w:r>
-      <w:r>
-        <w:rPr>
-          <w:rFonts w:ascii="Garamond" w:eastAsia="Garamond" w:hAnsi="Garamond" w:cs="Garamond"/>
-          <w:b/>
-          <w:bCs/>
-          <w:color w:val="2D3561"/>
-          <w:sz w:val="24"/>
-          <w:szCs w:val="24"/>
-        </w:rPr>
-        <w:tab/>
-      </w:r>
-      <w:r>
-        <w:rPr>
-          <w:rFonts w:ascii="Garamond" w:eastAsia="Garamond" w:hAnsi="Garamond" w:cs="Garamond"/>
-          <w:color w:val="6B7280"/>
-          <w:sz w:val="24"/>
-          <w:szCs w:val="24"/>
-        </w:rPr>
-        <w:t>№ {{РС_Номер}} / {{РС_Дата}} г.</w:t>
-      </w:r>
-    </w:p>
-    <w:p>
-      <w:pPr>
-        <w:pBdr>
-          <w:bottom w:val="single" w:sz="2" w:space="2" w:color="E5E7EB"/>
-        </w:pBdr>
-        <w:spacing w:before="120" w:after="120"/>
-      </w:pPr>
-    </w:p>
-    <w:p>
-      <w:pPr>
-        <w:spacing w:before="60" w:after="60"/>
-        <w:jc w:val="both"/>
-      </w:pPr>
-      <w:r>
-        <w:rPr>
-          <w:rFonts w:ascii="Garamond" w:eastAsia="Garamond" w:hAnsi="Garamond" w:cs="Garamond"/>
-          <w:color w:val="1F2937"/>
-          <w:sz w:val="24"/>
-          <w:szCs w:val="24"/>
-        </w:rPr>
+    </w:p>
+    <w:p>
+      <w:pPr>
+        <w:pStyle w:val="LegalBody"/>
+      </w:pPr>
+      <w:r>
+        <w:rPr/>
         <w:t>Днес, ...................................... г., долуподписаните:</w:t>
       </w:r>
     </w:p>
     <w:p/>
     <w:p>
       <w:pPr>
-        <w:spacing w:before="60" w:after="60"/>
-        <w:jc w:val="both"/>
-      </w:pPr>
-      <w:r>
-        <w:rPr>
-          <w:rFonts w:ascii="Garamond" w:eastAsia="Garamond" w:hAnsi="Garamond" w:cs="Garamond"/>
-          <w:color w:val="1F2937"/>
-          <w:sz w:val="24"/>
-          <w:szCs w:val="24"/>
-        </w:rPr>
+        <w:pStyle w:val="LegalBody"/>
+      </w:pPr>
+      <w:r>
+        <w:rPr/>
         <w:t>1. {{Строител_Управител}} — представител на {{Строител_Фирма}}</w:t>
       </w:r>
     </w:p>
     <w:p>
       <w:pPr>
-        <w:spacing w:before="60" w:after="60"/>
-        <w:jc w:val="both"/>
-      </w:pPr>
-      <w:r>
-        <w:rPr>
-          <w:rFonts w:ascii="Garamond" w:eastAsia="Garamond" w:hAnsi="Garamond" w:cs="Garamond"/>
-          <w:color w:val="1F2937"/>
-          <w:sz w:val="24"/>
-          <w:szCs w:val="24"/>
-        </w:rPr>
+        <w:pStyle w:val="FieldHint"/>
+      </w:pPr>
+      <w:r>
+        <w:rPr/>
         <w:t>(строителя)</w:t>
       </w:r>
     </w:p>
     <w:p>
       <w:pPr>
-        <w:spacing w:before="60" w:after="60"/>
-        <w:jc w:val="both"/>
-      </w:pPr>
-      <w:r>
-        <w:rPr>
-          <w:rFonts w:ascii="Garamond" w:eastAsia="Garamond" w:hAnsi="Garamond" w:cs="Garamond"/>
-          <w:color w:val="1F2937"/>
-          <w:sz w:val="24"/>
-          <w:szCs w:val="24"/>
-        </w:rPr>
+        <w:pStyle w:val="LegalBody"/>
+      </w:pPr>
+      <w:r>
+        <w:rPr/>
         <w:t>2. {{Консултанти_Списък}}</w:t>
       </w:r>
     </w:p>
     <w:p>
       <w:pPr>
-        <w:spacing w:before="60" w:after="60"/>
-        <w:jc w:val="both"/>
-      </w:pPr>
-      <w:r>
-        <w:rPr>
-          <w:rFonts w:ascii="Garamond" w:eastAsia="Garamond" w:hAnsi="Garamond" w:cs="Garamond"/>
-          <w:color w:val="1F2937"/>
-          <w:sz w:val="24"/>
-          <w:szCs w:val="24"/>
-        </w:rPr>
+        <w:pStyle w:val="FieldHint"/>
+      </w:pPr>
+      <w:r>
+        <w:rPr/>
         <w:t>(технически правоспособните физически лица по съответните части към лицето, упражняващо строителен надзор)</w:t>
       </w:r>
     </w:p>
     <w:p>
       <w:pPr>
-        <w:spacing w:before="60" w:after="60"/>
-        <w:jc w:val="both"/>
-      </w:pPr>
-      <w:r>
-        <w:rPr>
-          <w:rFonts w:ascii="Garamond" w:eastAsia="Garamond" w:hAnsi="Garamond" w:cs="Garamond"/>
-          <w:color w:val="1F2937"/>
-          <w:sz w:val="24"/>
-          <w:szCs w:val="24"/>
-        </w:rPr>
+        <w:pStyle w:val="LegalBody"/>
+      </w:pPr>
+      <w:r>
+        <w:rPr/>
         <w:t>3. {{Възложител_Блок}}</w:t>
       </w:r>
     </w:p>
     <w:p>
       <w:pPr>
-        <w:spacing w:before="60" w:after="60"/>
-        <w:jc w:val="both"/>
-      </w:pPr>
-      <w:r>
-        <w:rPr>
-          <w:rFonts w:ascii="Garamond" w:eastAsia="Garamond" w:hAnsi="Garamond" w:cs="Garamond"/>
-          <w:color w:val="1F2937"/>
-          <w:sz w:val="24"/>
-          <w:szCs w:val="24"/>
-        </w:rPr>
+        <w:pStyle w:val="FieldHint"/>
+      </w:pPr>
+      <w:r>
+        <w:rPr/>
         <w:t>(възложителя)</w:t>
       </w:r>
     </w:p>
     <w:p/>
     <w:p>
-      <w:r>
-        <w:rPr>
-          <w:rFonts w:ascii="Garamond" w:eastAsia="Garamond" w:hAnsi="Garamond" w:cs="Garamond"/>
-          <w:color w:val="1F2937"/>
-          <w:sz w:val="24"/>
-          <w:szCs w:val="24"/>
-        </w:rPr>
+      <w:pPr>
+        <w:pStyle w:val="LegalBody"/>
+      </w:pPr>
+      <w:r>
+        <w:rPr/>
         <w:t>във връзка с появила се на ........................ г. непреодолима сила:</w:t>
       </w:r>
     </w:p>
     <w:p>
-      <w:r>
-        <w:rPr>
-          <w:rFonts w:ascii="Garamond" w:eastAsia="Garamond" w:hAnsi="Garamond" w:cs="Garamond"/>
-          <w:color w:val="1F2937"/>
-          <w:sz w:val="24"/>
-          <w:szCs w:val="24"/>
-        </w:rPr>
+      <w:pPr>
+        <w:pStyle w:val="FieldHint"/>
+      </w:pPr>
+      <w:r>
+        <w:rPr/>
         <w:t>............................................................................................................</w:t>
       </w:r>
     </w:p>
     <w:p>
-      <w:r>
-        <w:rPr>
-          <w:rFonts w:ascii="Garamond" w:eastAsia="Garamond" w:hAnsi="Garamond" w:cs="Garamond"/>
-          <w:color w:val="1F2937"/>
-          <w:sz w:val="24"/>
-          <w:szCs w:val="24"/>
-        </w:rPr>
+      <w:pPr>
+        <w:pStyle w:val="FieldHint"/>
+      </w:pPr>
+      <w:r>
+        <w:rPr/>
         <w:t>(описва се непреодолимата сила)</w:t>
       </w:r>
     </w:p>
     <w:p>
       <w:r>
-        <w:rPr>
-          <w:rFonts w:ascii="Garamond" w:eastAsia="Garamond" w:hAnsi="Garamond" w:cs="Garamond"/>
-          <w:color w:val="1F2937"/>
-          <w:sz w:val="24"/>
-          <w:szCs w:val="24"/>
-        </w:rPr>
-      </w:r>
-    </w:p>
-    <w:p>
-      <w:r>
-        <w:rPr>
-          <w:rFonts w:ascii="Garamond" w:eastAsia="Garamond" w:hAnsi="Garamond" w:cs="Garamond"/>
-          <w:color w:val="1F2937"/>
-          <w:sz w:val="24"/>
-          <w:szCs w:val="24"/>
-        </w:rPr>
+        <w:rPr/>
+      </w:r>
+    </w:p>
+    <w:p>
+      <w:pPr>
+        <w:pStyle w:val="LegalBody"/>
+      </w:pPr>
+      <w:r>
+        <w:rPr/>
         <w:t>съставихме този акт, с който установихме, че са нанесени следните щети:</w:t>
       </w:r>
     </w:p>
     <w:p>
       <w:pPr>
-        <w:spacing w:before="60" w:after="60"/>
-      </w:pPr>
-      <w:r>
-        <w:rPr>
-          <w:rFonts w:ascii="Garamond" w:eastAsia="Garamond" w:hAnsi="Garamond" w:cs="Garamond"/>
-          <w:color w:val="2D3561"/>
-          <w:sz w:val="24"/>
-          <w:szCs w:val="24"/>
-        </w:rPr>
+        <w:pStyle w:val="LegalBody"/>
+      </w:pPr>
+      <w:r>
+        <w:rPr/>
         <w:t>1. На изпълнените конструкции и СМР</w:t>
       </w:r>
       <w:r>
-        <w:rPr>
-          <w:rFonts w:ascii="Garamond" w:eastAsia="Garamond" w:hAnsi="Garamond" w:cs="Garamond"/>
-          <w:color w:val="2D3561"/>
-          <w:sz w:val="24"/>
-          <w:szCs w:val="24"/>
-        </w:rPr>
-      </w:r>
-      <w:r>
-        <w:rPr>
-          <w:rFonts w:ascii="Garamond" w:eastAsia="Garamond" w:hAnsi="Garamond" w:cs="Garamond"/>
-          <w:color w:val="2D3561"/>
-          <w:sz w:val="24"/>
-          <w:szCs w:val="24"/>
-        </w:rPr>
-      </w:r>
-      <w:r>
-        <w:rPr>
-          <w:rFonts w:ascii="Garamond" w:eastAsia="Garamond" w:hAnsi="Garamond" w:cs="Garamond"/>
-          <w:color w:val="2D3561"/>
-          <w:sz w:val="24"/>
-          <w:szCs w:val="24"/>
-        </w:rPr>
-      </w:r>
-      <w:r>
-        <w:rPr>
-          <w:rFonts w:ascii="Garamond" w:eastAsia="Garamond" w:hAnsi="Garamond" w:cs="Garamond"/>
-          <w:color w:val="9CA3AF"/>
-          <w:sz w:val="24"/>
-          <w:szCs w:val="24"/>
-        </w:rPr>
+        <w:rPr/>
+      </w:r>
+      <w:r>
+        <w:rPr/>
+      </w:r>
+      <w:r>
+        <w:rPr/>
+      </w:r>
+      <w:r>
+        <w:rPr/>
       </w:r>
     </w:p>
     <w:tbl>
@@ -513,9 +578,7 @@
           </w:tcPr>
           <w:p>
             <w:r>
-              <w:rPr>
-                <w:sz w:val="20"/>
-              </w:rPr>
+              <w:rPr/>
               <w:t>№ по ред</w:t>
             </w:r>
           </w:p>
@@ -526,9 +589,7 @@
           </w:tcPr>
           <w:p>
             <w:r>
-              <w:rPr>
-                <w:sz w:val="20"/>
-              </w:rPr>
+              <w:rPr/>
               <w:t>Конструкции и СМР</w:t>
             </w:r>
           </w:p>
@@ -539,9 +600,7 @@
           </w:tcPr>
           <w:p>
             <w:r>
-              <w:rPr>
-                <w:sz w:val="20"/>
-              </w:rPr>
+              <w:rPr/>
               <w:t>Мярка</w:t>
             </w:r>
           </w:p>
@@ -552,9 +611,7 @@
           </w:tcPr>
           <w:p>
             <w:r>
-              <w:rPr>
-                <w:sz w:val="20"/>
-              </w:rPr>
+              <w:rPr/>
               <w:t>Количество</w:t>
             </w:r>
           </w:p>
@@ -565,9 +622,7 @@
           </w:tcPr>
           <w:p>
             <w:r>
-              <w:rPr>
-                <w:sz w:val="20"/>
-              </w:rPr>
+              <w:rPr/>
               <w:t>Забележка</w:t>
             </w:r>
           </w:p>
@@ -580,9 +635,7 @@
           </w:tcPr>
           <w:p>
             <w:r>
-              <w:rPr>
-                <w:sz w:val="20"/>
-              </w:rPr>
+              <w:rPr/>
               <w:t>1</w:t>
             </w:r>
           </w:p>
@@ -619,9 +672,7 @@
           </w:tcPr>
           <w:p>
             <w:r>
-              <w:rPr>
-                <w:sz w:val="20"/>
-              </w:rPr>
+              <w:rPr/>
               <w:t>2</w:t>
             </w:r>
           </w:p>
@@ -658,9 +709,7 @@
           </w:tcPr>
           <w:p>
             <w:r>
-              <w:rPr>
-                <w:sz w:val="20"/>
-              </w:rPr>
+              <w:rPr/>
               <w:t>3</w:t>
             </w:r>
           </w:p>
@@ -697,20 +746,10 @@
         <w:jc w:val="both"/>
       </w:pPr>
       <w:r>
-        <w:rPr>
-          <w:rFonts w:ascii="Garamond" w:eastAsia="Garamond" w:hAnsi="Garamond" w:cs="Garamond"/>
-          <w:color w:val="9CA3AF"/>
-          <w:sz w:val="24"/>
-          <w:szCs w:val="24"/>
-        </w:rPr>
-      </w:r>
-      <w:r>
-        <w:rPr>
-          <w:rFonts w:ascii="Garamond" w:eastAsia="Garamond" w:hAnsi="Garamond" w:cs="Garamond"/>
-          <w:color w:val="9CA3AF"/>
-          <w:sz w:val="24"/>
-          <w:szCs w:val="24"/>
-        </w:rPr>
+        <w:rPr/>
+      </w:r>
+      <w:r>
+        <w:rPr/>
       </w:r>
     </w:p>
     <w:p>
@@ -719,12 +758,7 @@
         <w:jc w:val="both"/>
       </w:pPr>
       <w:r>
-        <w:rPr>
-          <w:rFonts w:ascii="Garamond" w:eastAsia="Garamond" w:hAnsi="Garamond" w:cs="Garamond"/>
-          <w:color w:val="9CA3AF"/>
-          <w:sz w:val="24"/>
-          <w:szCs w:val="24"/>
-        </w:rPr>
+        <w:rPr/>
       </w:r>
     </w:p>
     <w:p>
@@ -732,20 +766,10 @@
         <w:spacing w:before="60" w:after="60"/>
       </w:pPr>
       <w:r>
-        <w:rPr>
-          <w:rFonts w:ascii="Garamond" w:eastAsia="Garamond" w:hAnsi="Garamond" w:cs="Garamond"/>
-          <w:color w:val="2D3561"/>
-          <w:sz w:val="24"/>
-          <w:szCs w:val="24"/>
-        </w:rPr>
-      </w:r>
-      <w:r>
-        <w:rPr>
-          <w:rFonts w:ascii="Garamond" w:eastAsia="Garamond" w:hAnsi="Garamond" w:cs="Garamond"/>
-          <w:color w:val="9CA3AF"/>
-          <w:sz w:val="24"/>
-          <w:szCs w:val="24"/>
-        </w:rPr>
+        <w:rPr/>
+      </w:r>
+      <w:r>
+        <w:rPr/>
       </w:r>
     </w:p>
     <w:p>
@@ -753,20 +777,10 @@
         <w:spacing w:before="60" w:after="60"/>
       </w:pPr>
       <w:r>
-        <w:rPr>
-          <w:rFonts w:ascii="Garamond" w:eastAsia="Garamond" w:hAnsi="Garamond" w:cs="Garamond"/>
-          <w:color w:val="2D3561"/>
-          <w:sz w:val="24"/>
-          <w:szCs w:val="24"/>
-        </w:rPr>
-      </w:r>
-      <w:r>
-        <w:rPr>
-          <w:rFonts w:ascii="Garamond" w:eastAsia="Garamond" w:hAnsi="Garamond" w:cs="Garamond"/>
-          <w:color w:val="9CA3AF"/>
-          <w:sz w:val="24"/>
-          <w:szCs w:val="24"/>
-        </w:rPr>
+        <w:rPr/>
+      </w:r>
+      <w:r>
+        <w:rPr/>
       </w:r>
     </w:p>
     <w:p>
@@ -774,28 +788,13 @@
         <w:spacing w:before="60" w:after="60"/>
       </w:pPr>
       <w:r>
-        <w:rPr>
-          <w:rFonts w:ascii="Garamond" w:eastAsia="Garamond" w:hAnsi="Garamond" w:cs="Garamond"/>
-          <w:color w:val="2D3561"/>
-          <w:sz w:val="24"/>
-          <w:szCs w:val="24"/>
-        </w:rPr>
-      </w:r>
-      <w:r>
-        <w:rPr>
-          <w:rFonts w:ascii="Garamond" w:eastAsia="Garamond" w:hAnsi="Garamond" w:cs="Garamond"/>
-          <w:color w:val="9CA3AF"/>
-          <w:sz w:val="24"/>
-          <w:szCs w:val="24"/>
-        </w:rPr>
-      </w:r>
-      <w:r>
-        <w:rPr>
-          <w:rFonts w:ascii="Garamond" w:eastAsia="Garamond" w:hAnsi="Garamond" w:cs="Garamond"/>
-          <w:color w:val="9CA3AF"/>
-          <w:sz w:val="24"/>
-          <w:szCs w:val="24"/>
-        </w:rPr>
+        <w:rPr/>
+      </w:r>
+      <w:r>
+        <w:rPr/>
+      </w:r>
+      <w:r>
+        <w:rPr/>
       </w:r>
     </w:p>
     <w:p>
@@ -803,67 +802,32 @@
         <w:spacing w:before="60" w:after="60"/>
       </w:pPr>
       <w:r>
-        <w:rPr>
-          <w:rFonts w:ascii="Garamond" w:eastAsia="Garamond" w:hAnsi="Garamond" w:cs="Garamond"/>
-          <w:color w:val="2D3561"/>
-          <w:sz w:val="24"/>
-          <w:szCs w:val="24"/>
-        </w:rPr>
-      </w:r>
-      <w:r>
-        <w:rPr>
-          <w:rFonts w:ascii="Garamond" w:eastAsia="Garamond" w:hAnsi="Garamond" w:cs="Garamond"/>
-          <w:color w:val="9CA3AF"/>
-          <w:sz w:val="24"/>
-          <w:szCs w:val="24"/>
-        </w:rPr>
+        <w:rPr/>
+      </w:r>
+      <w:r>
+        <w:rPr/>
       </w:r>
     </w:p>
     <w:p/>
     <w:p>
       <w:pPr>
-        <w:spacing w:before="60" w:after="60"/>
-      </w:pPr>
-      <w:r>
-        <w:rPr>
-          <w:rFonts w:ascii="Garamond" w:eastAsia="Garamond" w:hAnsi="Garamond" w:cs="Garamond"/>
-          <w:color w:val="2D3561"/>
-          <w:sz w:val="24"/>
-          <w:szCs w:val="24"/>
-        </w:rPr>
+        <w:pStyle w:val="LegalBody"/>
+      </w:pPr>
+      <w:r>
+        <w:rPr/>
         <w:t>2. На строителните материали, инвентар и съоръжения</w:t>
       </w:r>
       <w:r>
-        <w:rPr>
-          <w:rFonts w:ascii="Garamond" w:eastAsia="Garamond" w:hAnsi="Garamond" w:cs="Garamond"/>
-          <w:color w:val="2D3561"/>
-          <w:sz w:val="24"/>
-          <w:szCs w:val="24"/>
-        </w:rPr>
-      </w:r>
-      <w:r>
-        <w:rPr>
-          <w:rFonts w:ascii="Garamond" w:eastAsia="Garamond" w:hAnsi="Garamond" w:cs="Garamond"/>
-          <w:color w:val="2D3561"/>
-          <w:sz w:val="24"/>
-          <w:szCs w:val="24"/>
-        </w:rPr>
-      </w:r>
-      <w:r>
-        <w:rPr>
-          <w:rFonts w:ascii="Garamond" w:eastAsia="Garamond" w:hAnsi="Garamond" w:cs="Garamond"/>
-          <w:color w:val="9CA3AF"/>
-          <w:sz w:val="24"/>
-          <w:szCs w:val="24"/>
-        </w:rPr>
-      </w:r>
-      <w:r>
-        <w:rPr>
-          <w:rFonts w:ascii="Garamond" w:eastAsia="Garamond" w:hAnsi="Garamond" w:cs="Garamond"/>
-          <w:color w:val="9CA3AF"/>
-          <w:sz w:val="24"/>
-          <w:szCs w:val="24"/>
-        </w:rPr>
+        <w:rPr/>
+      </w:r>
+      <w:r>
+        <w:rPr/>
+      </w:r>
+      <w:r>
+        <w:rPr/>
+      </w:r>
+      <w:r>
+        <w:rPr/>
       </w:r>
     </w:p>
     <w:tbl>
@@ -893,9 +857,7 @@
           </w:tcPr>
           <w:p>
             <w:r>
-              <w:rPr>
-                <w:sz w:val="20"/>
-              </w:rPr>
+              <w:rPr/>
               <w:t>№ по ред</w:t>
             </w:r>
           </w:p>
@@ -906,9 +868,7 @@
           </w:tcPr>
           <w:p>
             <w:r>
-              <w:rPr>
-                <w:sz w:val="20"/>
-              </w:rPr>
+              <w:rPr/>
               <w:t>Наименование на материалите, инвентара и съоръженията</w:t>
             </w:r>
           </w:p>
@@ -919,9 +879,7 @@
           </w:tcPr>
           <w:p>
             <w:r>
-              <w:rPr>
-                <w:sz w:val="20"/>
-              </w:rPr>
+              <w:rPr/>
               <w:t>Мярка</w:t>
             </w:r>
           </w:p>
@@ -932,9 +890,7 @@
           </w:tcPr>
           <w:p>
             <w:r>
-              <w:rPr>
-                <w:sz w:val="20"/>
-              </w:rPr>
+              <w:rPr/>
               <w:t>Количество</w:t>
             </w:r>
           </w:p>
@@ -945,9 +901,7 @@
           </w:tcPr>
           <w:p>
             <w:r>
-              <w:rPr>
-                <w:sz w:val="20"/>
-              </w:rPr>
+              <w:rPr/>
               <w:t>Забележка</w:t>
             </w:r>
           </w:p>
@@ -960,9 +914,7 @@
           </w:tcPr>
           <w:p>
             <w:r>
-              <w:rPr>
-                <w:sz w:val="20"/>
-              </w:rPr>
+              <w:rPr/>
               <w:t>1</w:t>
             </w:r>
           </w:p>
@@ -999,9 +951,7 @@
           </w:tcPr>
           <w:p>
             <w:r>
-              <w:rPr>
-                <w:sz w:val="20"/>
-              </w:rPr>
+              <w:rPr/>
               <w:t>2</w:t>
             </w:r>
           </w:p>
@@ -1038,9 +988,7 @@
           </w:tcPr>
           <w:p>
             <w:r>
-              <w:rPr>
-                <w:sz w:val="20"/>
-              </w:rPr>
+              <w:rPr/>
               <w:t>3</w:t>
             </w:r>
           </w:p>
@@ -1077,12 +1025,7 @@
         <w:jc w:val="both"/>
       </w:pPr>
       <w:r>
-        <w:rPr>
-          <w:rFonts w:ascii="Garamond" w:eastAsia="Garamond" w:hAnsi="Garamond" w:cs="Garamond"/>
-          <w:color w:val="9CA3AF"/>
-          <w:sz w:val="24"/>
-          <w:szCs w:val="24"/>
-        </w:rPr>
+        <w:rPr/>
       </w:r>
     </w:p>
     <w:p>
@@ -1090,28 +1033,13 @@
         <w:spacing w:before="60" w:after="60"/>
       </w:pPr>
       <w:r>
-        <w:rPr>
-          <w:rFonts w:ascii="Garamond" w:eastAsia="Garamond" w:hAnsi="Garamond" w:cs="Garamond"/>
-          <w:color w:val="2D3561"/>
-          <w:sz w:val="24"/>
-          <w:szCs w:val="24"/>
-        </w:rPr>
-      </w:r>
-      <w:r>
-        <w:rPr>
-          <w:rFonts w:ascii="Garamond" w:eastAsia="Garamond" w:hAnsi="Garamond" w:cs="Garamond"/>
-          <w:color w:val="9CA3AF"/>
-          <w:sz w:val="24"/>
-          <w:szCs w:val="24"/>
-        </w:rPr>
-      </w:r>
-      <w:r>
-        <w:rPr>
-          <w:rFonts w:ascii="Garamond" w:eastAsia="Garamond" w:hAnsi="Garamond" w:cs="Garamond"/>
-          <w:color w:val="9CA3AF"/>
-          <w:sz w:val="24"/>
-          <w:szCs w:val="24"/>
-        </w:rPr>
+        <w:rPr/>
+      </w:r>
+      <w:r>
+        <w:rPr/>
+      </w:r>
+      <w:r>
+        <w:rPr/>
       </w:r>
     </w:p>
     <w:p>
@@ -1119,20 +1047,10 @@
         <w:spacing w:before="60" w:after="60"/>
       </w:pPr>
       <w:r>
-        <w:rPr>
-          <w:rFonts w:ascii="Garamond" w:eastAsia="Garamond" w:hAnsi="Garamond" w:cs="Garamond"/>
-          <w:color w:val="2D3561"/>
-          <w:sz w:val="24"/>
-          <w:szCs w:val="24"/>
-        </w:rPr>
-      </w:r>
-      <w:r>
-        <w:rPr>
-          <w:rFonts w:ascii="Garamond" w:eastAsia="Garamond" w:hAnsi="Garamond" w:cs="Garamond"/>
-          <w:color w:val="9CA3AF"/>
-          <w:sz w:val="24"/>
-          <w:szCs w:val="24"/>
-        </w:rPr>
+        <w:rPr/>
+      </w:r>
+      <w:r>
+        <w:rPr/>
       </w:r>
     </w:p>
     <w:p>
@@ -1140,28 +1058,13 @@
         <w:spacing w:before="60" w:after="60"/>
       </w:pPr>
       <w:r>
-        <w:rPr>
-          <w:rFonts w:ascii="Garamond" w:eastAsia="Garamond" w:hAnsi="Garamond" w:cs="Garamond"/>
-          <w:color w:val="2D3561"/>
-          <w:sz w:val="24"/>
-          <w:szCs w:val="24"/>
-        </w:rPr>
-      </w:r>
-      <w:r>
-        <w:rPr>
-          <w:rFonts w:ascii="Garamond" w:eastAsia="Garamond" w:hAnsi="Garamond" w:cs="Garamond"/>
-          <w:color w:val="9CA3AF"/>
-          <w:sz w:val="24"/>
-          <w:szCs w:val="24"/>
-        </w:rPr>
-      </w:r>
-      <w:r>
-        <w:rPr>
-          <w:rFonts w:ascii="Garamond" w:eastAsia="Garamond" w:hAnsi="Garamond" w:cs="Garamond"/>
-          <w:color w:val="9CA3AF"/>
-          <w:sz w:val="24"/>
-          <w:szCs w:val="24"/>
-        </w:rPr>
+        <w:rPr/>
+      </w:r>
+      <w:r>
+        <w:rPr/>
+      </w:r>
+      <w:r>
+        <w:rPr/>
       </w:r>
     </w:p>
     <w:p>
@@ -1169,29 +1072,19 @@
         <w:spacing w:before="60" w:after="60"/>
       </w:pPr>
       <w:r>
-        <w:rPr>
-          <w:rFonts w:ascii="Garamond" w:eastAsia="Garamond" w:hAnsi="Garamond" w:cs="Garamond"/>
-          <w:color w:val="2D3561"/>
-          <w:sz w:val="24"/>
-          <w:szCs w:val="24"/>
-        </w:rPr>
-      </w:r>
-      <w:r>
-        <w:rPr>
-          <w:rFonts w:ascii="Garamond" w:eastAsia="Garamond" w:hAnsi="Garamond" w:cs="Garamond"/>
-          <w:color w:val="9CA3AF"/>
-          <w:sz w:val="24"/>
-          <w:szCs w:val="24"/>
-        </w:rPr>
+        <w:rPr/>
+      </w:r>
+      <w:r>
+        <w:rPr/>
       </w:r>
     </w:p>
     <w:p/>
     <w:p>
       <w:pPr>
+        <w:pStyle w:val="LegalBody"/>
         <w:pBdr>
           <w:bottom w:val="single" w:sz="2" w:space="2" w:color="E5E7EB"/>
         </w:pBdr>
-        <w:spacing w:before="120" w:after="120"/>
         <w:rPr>
           <w:rFonts w:ascii="Garamond" w:eastAsia="Garamond" w:hAnsi="Garamond" w:cs="Garamond"/>
           <w:b/>
@@ -1203,55 +1096,49 @@
       </w:pPr>
       <w:r>
         <w:rPr>
-          <w:rFonts w:ascii="Garamond" w:eastAsia="Garamond" w:hAnsi="Garamond" w:cs="Garamond"/>
           <w:b/>
           <w:bCs/>
-          <w:color w:val="1F2937"/>
-          <w:sz w:val="24"/>
-          <w:szCs w:val="24"/>
         </w:rPr>
         <w:t>Въз основа на горните констатации и състоянието на строежа, етапа или частта от него:</w:t>
       </w:r>
     </w:p>
     <w:p>
       <w:pPr>
-        <w:spacing w:before="40" w:after="40"/>
+        <w:pStyle w:val="FieldHint"/>
       </w:pPr>
       <w:r>
         <w:rPr>
-          <w:rFonts w:ascii="Garamond" w:eastAsia="Garamond" w:hAnsi="Garamond" w:cs="Garamond"/>
           <w:b/>
           <w:bCs/>
-          <w:color w:val="1F2937"/>
-          <w:sz w:val="24"/>
-          <w:szCs w:val="24"/>
         </w:rPr>
         <w:t>............................................................................................................</w:t>
       </w:r>
       <w:r>
+        <w:rPr/>
+      </w:r>
+      <w:r>
+        <w:rPr/>
+      </w:r>
+      <w:r>
+        <w:rPr/>
+      </w:r>
+    </w:p>
+    <w:p>
+      <w:pPr>
+        <w:pStyle w:val="FieldHint"/>
+        <w:pBdr>
+          <w:bottom w:val="single" w:sz="2" w:space="2" w:color="E5E7EB"/>
+        </w:pBdr>
+      </w:pPr>
+      <w:r>
         <w:rPr>
-          <w:rFonts w:ascii="Garamond" w:eastAsia="Garamond" w:hAnsi="Garamond" w:cs="Garamond"/>
-          <w:color w:val="6B7280"/>
-          <w:sz w:val="24"/>
-          <w:szCs w:val="24"/>
+          <w:b/>
+          <w:bCs/>
         </w:rPr>
-      </w:r>
-      <w:r>
-        <w:rPr>
-          <w:rFonts w:ascii="Garamond" w:eastAsia="Garamond" w:hAnsi="Garamond" w:cs="Garamond"/>
-          <w:color w:val="6B7280"/>
-          <w:sz w:val="24"/>
-          <w:szCs w:val="24"/>
-        </w:rPr>
-      </w:r>
-      <w:r>
-        <w:rPr>
-          <w:rFonts w:ascii="Garamond" w:eastAsia="Garamond" w:hAnsi="Garamond" w:cs="Garamond"/>
-          <w:color w:val="6B7280"/>
-          <w:sz w:val="24"/>
-          <w:szCs w:val="24"/>
-        </w:rPr>
-      </w:r>
+        <w:t>(дава се описание на състоянието на строежа с оглед неговата безопасност и недопускане на авария)</w:t>
+      </w:r>
+      <w:bookmarkStart w:id="0" w:name="_GoBack"/>
+      <w:bookmarkEnd w:id="0"/>
     </w:p>
     <w:p>
       <w:pPr>
@@ -1262,14 +1149,60 @@
       </w:pPr>
       <w:r>
         <w:rPr>
-          <w:rFonts w:ascii="Garamond" w:eastAsia="Garamond" w:hAnsi="Garamond" w:cs="Garamond"/>
           <w:b/>
           <w:bCs/>
-          <w:color w:val="1F2937"/>
-          <w:sz w:val="24"/>
-          <w:szCs w:val="24"/>
         </w:rPr>
-        <w:t>(дава се описание на състоянието на строежа с оглед неговата безопасност и недопускане на авария)</w:t>
+      </w:r>
+      <w:bookmarkStart w:id="0" w:name="_GoBack"/>
+      <w:bookmarkEnd w:id="0"/>
+    </w:p>
+    <w:p>
+      <w:pPr>
+        <w:pStyle w:val="LegalBody"/>
+        <w:pBdr>
+          <w:bottom w:val="single" w:sz="2" w:space="2" w:color="E5E7EB"/>
+        </w:pBdr>
+      </w:pPr>
+      <w:r>
+        <w:rPr>
+          <w:b/>
+          <w:bCs/>
+        </w:rPr>
+        <w:t>Предписваме:</w:t>
+      </w:r>
+      <w:bookmarkStart w:id="0" w:name="_GoBack"/>
+      <w:bookmarkEnd w:id="0"/>
+    </w:p>
+    <w:p>
+      <w:pPr>
+        <w:pStyle w:val="FieldHint"/>
+        <w:pBdr>
+          <w:bottom w:val="single" w:sz="2" w:space="2" w:color="E5E7EB"/>
+        </w:pBdr>
+      </w:pPr>
+      <w:r>
+        <w:rPr>
+          <w:b/>
+          <w:bCs/>
+        </w:rPr>
+        <w:t>............................................................................................................</w:t>
+      </w:r>
+      <w:bookmarkStart w:id="0" w:name="_GoBack"/>
+      <w:bookmarkEnd w:id="0"/>
+    </w:p>
+    <w:p>
+      <w:pPr>
+        <w:pStyle w:val="FieldHint"/>
+        <w:pBdr>
+          <w:bottom w:val="single" w:sz="2" w:space="2" w:color="E5E7EB"/>
+        </w:pBdr>
+      </w:pPr>
+      <w:r>
+        <w:rPr>
+          <w:b/>
+          <w:bCs/>
+        </w:rPr>
+        <w:t>(необходими мерки, проекти, експертизи и други с оглед възстановяване на щетите и продължаване на строителството)</w:t>
       </w:r>
       <w:bookmarkStart w:id="0" w:name="_GoBack"/>
       <w:bookmarkEnd w:id="0"/>
@@ -1283,12 +1216,8 @@
       </w:pPr>
       <w:r>
         <w:rPr>
-          <w:rFonts w:ascii="Garamond" w:eastAsia="Garamond" w:hAnsi="Garamond" w:cs="Garamond"/>
           <w:b/>
           <w:bCs/>
-          <w:color w:val="1F2937"/>
-          <w:sz w:val="24"/>
-          <w:szCs w:val="24"/>
         </w:rPr>
       </w:r>
       <w:bookmarkStart w:id="0" w:name="_GoBack"/>
@@ -1296,263 +1225,106 @@
     </w:p>
     <w:p>
       <w:pPr>
-        <w:pBdr>
-          <w:bottom w:val="single" w:sz="2" w:space="2" w:color="E5E7EB"/>
-        </w:pBdr>
-        <w:spacing w:before="120" w:after="120"/>
-      </w:pPr>
-      <w:r>
-        <w:rPr>
-          <w:rFonts w:ascii="Garamond" w:eastAsia="Garamond" w:hAnsi="Garamond" w:cs="Garamond"/>
-          <w:b/>
-          <w:bCs/>
-          <w:color w:val="1F2937"/>
-          <w:sz w:val="24"/>
-          <w:szCs w:val="24"/>
-        </w:rPr>
-        <w:t>Предписваме:</w:t>
-      </w:r>
-      <w:bookmarkStart w:id="0" w:name="_GoBack"/>
-      <w:bookmarkEnd w:id="0"/>
-    </w:p>
-    <w:p>
-      <w:pPr>
-        <w:pBdr>
-          <w:bottom w:val="single" w:sz="2" w:space="2" w:color="E5E7EB"/>
-        </w:pBdr>
-        <w:spacing w:before="120" w:after="120"/>
-      </w:pPr>
-      <w:r>
-        <w:rPr>
-          <w:rFonts w:ascii="Garamond" w:eastAsia="Garamond" w:hAnsi="Garamond" w:cs="Garamond"/>
-          <w:b/>
-          <w:bCs/>
-          <w:color w:val="1F2937"/>
-          <w:sz w:val="24"/>
-          <w:szCs w:val="24"/>
-        </w:rPr>
-        <w:t>............................................................................................................</w:t>
-      </w:r>
-      <w:bookmarkStart w:id="0" w:name="_GoBack"/>
-      <w:bookmarkEnd w:id="0"/>
-    </w:p>
-    <w:p>
-      <w:pPr>
-        <w:pBdr>
-          <w:bottom w:val="single" w:sz="2" w:space="2" w:color="E5E7EB"/>
-        </w:pBdr>
-        <w:spacing w:before="120" w:after="120"/>
-      </w:pPr>
-      <w:r>
-        <w:rPr>
-          <w:rFonts w:ascii="Garamond" w:eastAsia="Garamond" w:hAnsi="Garamond" w:cs="Garamond"/>
-          <w:b/>
-          <w:bCs/>
-          <w:color w:val="1F2937"/>
-          <w:sz w:val="24"/>
-          <w:szCs w:val="24"/>
-        </w:rPr>
-        <w:t>(необходими мерки, проекти, експертизи и други с оглед възстановяване на щетите и продължаване на строителството)</w:t>
-      </w:r>
-      <w:bookmarkStart w:id="0" w:name="_GoBack"/>
-      <w:bookmarkEnd w:id="0"/>
-    </w:p>
-    <w:p>
-      <w:pPr>
-        <w:pBdr>
-          <w:bottom w:val="single" w:sz="2" w:space="2" w:color="E5E7EB"/>
-        </w:pBdr>
-        <w:spacing w:before="120" w:after="120"/>
-      </w:pPr>
-      <w:r>
-        <w:rPr>
-          <w:rFonts w:ascii="Garamond" w:eastAsia="Garamond" w:hAnsi="Garamond" w:cs="Garamond"/>
-          <w:b/>
-          <w:bCs/>
-          <w:color w:val="1F2937"/>
-          <w:sz w:val="24"/>
-          <w:szCs w:val="24"/>
-        </w:rPr>
-      </w:r>
-      <w:bookmarkStart w:id="0" w:name="_GoBack"/>
-      <w:bookmarkEnd w:id="0"/>
-    </w:p>
-    <w:p>
-      <w:pPr>
+        <w:pStyle w:val="LegalBody"/>
         <w:pBdr>
           <w:bottom w:val="single" w:sz="2" w:space="2" w:color="FDE8EC"/>
         </w:pBdr>
-        <w:spacing w:before="160" w:after="80"/>
       </w:pPr>
       <w:r>
         <w:rPr>
-          <w:rFonts w:ascii="Garamond" w:eastAsia="Garamond" w:hAnsi="Garamond" w:cs="Garamond"/>
           <w:b/>
           <w:bCs/>
-          <w:color w:val="E8647A"/>
-          <w:sz w:val="24"/>
-          <w:szCs w:val="24"/>
         </w:rPr>
         <w:t>Съставили:</w:t>
       </w:r>
     </w:p>
     <w:p>
       <w:pPr>
-        <w:spacing w:before="120" w:after="60"/>
-      </w:pPr>
+        <w:pStyle w:val="LegalBody"/>
+      </w:pPr>
+      <w:r>
+        <w:rPr/>
+        <w:t>1. Строител:  ..............................   ({{Строител_Управител_1и3}})</w:t>
+      </w:r>
+      <w:r>
+        <w:rPr/>
+      </w:r>
       <w:r>
         <w:rPr>
-          <w:rFonts w:ascii="Garamond" w:eastAsia="Garamond" w:hAnsi="Garamond" w:cs="Garamond"/>
-          <w:color w:val="2D3561"/>
-          <w:sz w:val="24"/>
-          <w:szCs w:val="24"/>
-        </w:rPr>
-        <w:t>1. Строител:  ..............................   ({{Строител_Управител_1и3}})</w:t>
-      </w:r>
-      <w:r>
-        <w:rPr>
-          <w:rFonts w:ascii="Garamond" w:eastAsia="Garamond" w:hAnsi="Garamond" w:cs="Garamond"/>
-          <w:color w:val="9CA3AF"/>
-          <w:sz w:val="24"/>
-          <w:szCs w:val="24"/>
-        </w:rPr>
-      </w:r>
-      <w:r>
-        <w:rPr>
-          <w:rFonts w:ascii="Garamond" w:eastAsia="Garamond" w:hAnsi="Garamond" w:cs="Garamond"/>
           <w:i/>
           <w:iCs/>
-          <w:color w:val="6B7280"/>
-          <w:sz w:val="24"/>
-          <w:szCs w:val="24"/>
         </w:rPr>
       </w:r>
     </w:p>
     <w:p>
       <w:pPr>
-        <w:spacing w:before="120" w:after="60"/>
-      </w:pPr>
+        <w:pStyle w:val="LegalBody"/>
+      </w:pPr>
+      <w:r>
+        <w:rPr/>
+        <w:t>2. Строителен надзор:</w:t>
+      </w:r>
+      <w:r>
+        <w:rPr/>
+      </w:r>
       <w:r>
         <w:rPr>
-          <w:rFonts w:ascii="Garamond" w:eastAsia="Garamond" w:hAnsi="Garamond" w:cs="Garamond"/>
-          <w:color w:val="2D3561"/>
-          <w:sz w:val="24"/>
-          <w:szCs w:val="24"/>
-        </w:rPr>
-        <w:t>2. Строителен надзор:</w:t>
-      </w:r>
-      <w:r>
-        <w:rPr>
-          <w:rFonts w:ascii="Garamond" w:eastAsia="Garamond" w:hAnsi="Garamond" w:cs="Garamond"/>
-          <w:color w:val="9CA3AF"/>
-          <w:sz w:val="24"/>
-          <w:szCs w:val="24"/>
-        </w:rPr>
-      </w:r>
-      <w:r>
-        <w:rPr>
-          <w:rFonts w:ascii="Garamond" w:eastAsia="Garamond" w:hAnsi="Garamond" w:cs="Garamond"/>
           <w:i/>
           <w:iCs/>
-          <w:color w:val="6B7280"/>
-          <w:sz w:val="24"/>
-          <w:szCs w:val="24"/>
         </w:rPr>
       </w:r>
     </w:p>
     <w:p>
       <w:pPr>
-        <w:spacing w:before="120" w:after="60"/>
-      </w:pPr>
+        <w:pStyle w:val="LegalBody"/>
+      </w:pPr>
+      <w:r>
+        <w:rPr/>
+        <w:t>{{Консултанти_Подписи}}</w:t>
+      </w:r>
+      <w:r>
+        <w:rPr/>
+      </w:r>
       <w:r>
         <w:rPr>
-          <w:rFonts w:ascii="Garamond" w:eastAsia="Garamond" w:hAnsi="Garamond" w:cs="Garamond"/>
-          <w:color w:val="2D3561"/>
-          <w:sz w:val="24"/>
-          <w:szCs w:val="24"/>
-        </w:rPr>
-        <w:t>{{Консултанти_Подписи}}</w:t>
-      </w:r>
-      <w:r>
-        <w:rPr>
-          <w:rFonts w:ascii="Garamond" w:eastAsia="Garamond" w:hAnsi="Garamond" w:cs="Garamond"/>
-          <w:color w:val="9CA3AF"/>
-          <w:sz w:val="24"/>
-          <w:szCs w:val="24"/>
-        </w:rPr>
-      </w:r>
-      <w:r>
-        <w:rPr>
-          <w:rFonts w:ascii="Garamond" w:eastAsia="Garamond" w:hAnsi="Garamond" w:cs="Garamond"/>
           <w:i/>
           <w:iCs/>
-          <w:color w:val="6B7280"/>
-          <w:sz w:val="24"/>
-          <w:szCs w:val="24"/>
         </w:rPr>
       </w:r>
     </w:p>
     <w:p>
       <w:pPr>
-        <w:spacing w:before="120" w:after="60"/>
-      </w:pPr>
+        <w:pStyle w:val="LegalBody"/>
+      </w:pPr>
+      <w:r>
+        <w:rPr/>
+        <w:t>3. Възложител:</w:t>
+      </w:r>
+      <w:r>
+        <w:rPr/>
+      </w:r>
       <w:r>
         <w:rPr>
-          <w:rFonts w:ascii="Garamond" w:eastAsia="Garamond" w:hAnsi="Garamond" w:cs="Garamond"/>
-          <w:color w:val="2D3561"/>
-          <w:sz w:val="24"/>
-          <w:szCs w:val="24"/>
-        </w:rPr>
-        <w:t>3. Възложител:</w:t>
-      </w:r>
-      <w:r>
-        <w:rPr>
-          <w:rFonts w:ascii="Garamond" w:eastAsia="Garamond" w:hAnsi="Garamond" w:cs="Garamond"/>
-          <w:color w:val="9CA3AF"/>
-          <w:sz w:val="24"/>
-          <w:szCs w:val="24"/>
-        </w:rPr>
-      </w:r>
-      <w:r>
-        <w:rPr>
-          <w:rFonts w:ascii="Garamond" w:eastAsia="Garamond" w:hAnsi="Garamond" w:cs="Garamond"/>
           <w:i/>
           <w:iCs/>
-          <w:color w:val="6B7280"/>
-          <w:sz w:val="24"/>
-          <w:szCs w:val="24"/>
         </w:rPr>
       </w:r>
     </w:p>
     <w:p>
       <w:pPr>
-        <w:spacing w:before="120" w:after="60"/>
-      </w:pPr>
+        <w:pStyle w:val="LegalBody"/>
+      </w:pPr>
+      <w:r>
+        <w:rPr/>
+        <w:t>{{Възложители_Подписни_Редове}}</w:t>
+      </w:r>
+      <w:r>
+        <w:rPr/>
+      </w:r>
       <w:r>
         <w:rPr>
-          <w:rFonts w:ascii="Garamond" w:eastAsia="Garamond" w:hAnsi="Garamond" w:cs="Garamond"/>
-          <w:color w:val="2D3561"/>
-          <w:sz w:val="24"/>
-          <w:szCs w:val="24"/>
-        </w:rPr>
-        <w:t>{{Възложители_Подписни_Редове}}</w:t>
-      </w:r>
-      <w:r>
-        <w:rPr>
-          <w:rFonts w:ascii="Garamond" w:eastAsia="Garamond" w:hAnsi="Garamond" w:cs="Garamond"/>
-          <w:color w:val="9CA3AF"/>
-          <w:sz w:val="24"/>
-          <w:szCs w:val="24"/>
-        </w:rPr>
-      </w:r>
-      <w:r>
-        <w:rPr>
-          <w:rFonts w:ascii="Garamond" w:eastAsia="Garamond" w:hAnsi="Garamond" w:cs="Garamond"/>
           <w:i/>
           <w:iCs/>
-          <w:color w:val="6B7280"/>
-          <w:sz w:val="24"/>
-          <w:szCs w:val="24"/>
         </w:rPr>
       </w:r>
     </w:p>
@@ -1561,93 +1333,51 @@
         <w:spacing w:before="120" w:after="60"/>
       </w:pPr>
       <w:r>
+        <w:rPr/>
+      </w:r>
+      <w:r>
+        <w:rPr/>
+      </w:r>
+      <w:r>
         <w:rPr>
-          <w:rFonts w:ascii="Garamond" w:eastAsia="Garamond" w:hAnsi="Garamond" w:cs="Garamond"/>
-          <w:color w:val="2D3561"/>
-          <w:sz w:val="24"/>
-          <w:szCs w:val="24"/>
-        </w:rPr>
-      </w:r>
-      <w:r>
-        <w:rPr>
-          <w:rFonts w:ascii="Garamond" w:eastAsia="Garamond" w:hAnsi="Garamond" w:cs="Garamond"/>
-          <w:color w:val="9CA3AF"/>
-          <w:sz w:val="24"/>
-          <w:szCs w:val="24"/>
-        </w:rPr>
-      </w:r>
-      <w:r>
-        <w:rPr>
-          <w:rFonts w:ascii="Garamond" w:eastAsia="Garamond" w:hAnsi="Garamond" w:cs="Garamond"/>
           <w:i/>
           <w:iCs/>
-          <w:color w:val="6B7280"/>
-          <w:sz w:val="24"/>
-          <w:szCs w:val="24"/>
         </w:rPr>
       </w:r>
     </w:p>
     <w:p>
       <w:pPr>
-        <w:spacing w:before="120" w:after="60"/>
-      </w:pPr>
+        <w:pStyle w:val="FieldHint"/>
+      </w:pPr>
+      <w:r>
+        <w:rPr/>
+        <w:t>..............................................................</w:t>
+      </w:r>
+      <w:r>
+        <w:rPr/>
+      </w:r>
       <w:r>
         <w:rPr>
-          <w:rFonts w:ascii="Garamond" w:eastAsia="Garamond" w:hAnsi="Garamond" w:cs="Garamond"/>
-          <w:color w:val="2D3561"/>
-          <w:sz w:val="24"/>
-          <w:szCs w:val="24"/>
-        </w:rPr>
-        <w:t>..............................................................</w:t>
-      </w:r>
-      <w:r>
-        <w:rPr>
-          <w:rFonts w:ascii="Garamond" w:eastAsia="Garamond" w:hAnsi="Garamond" w:cs="Garamond"/>
-          <w:color w:val="9CA3AF"/>
-          <w:sz w:val="24"/>
-          <w:szCs w:val="24"/>
-        </w:rPr>
-      </w:r>
-      <w:r>
-        <w:rPr>
-          <w:rFonts w:ascii="Garamond" w:eastAsia="Garamond" w:hAnsi="Garamond" w:cs="Garamond"/>
           <w:i/>
           <w:iCs/>
-          <w:color w:val="6B7280"/>
-          <w:sz w:val="24"/>
-          <w:szCs w:val="24"/>
         </w:rPr>
       </w:r>
     </w:p>
     <w:p>
       <w:pPr>
-        <w:spacing w:before="120" w:after="60"/>
-      </w:pPr>
+        <w:pStyle w:val="FieldHint"/>
+      </w:pPr>
+      <w:r>
+        <w:rPr/>
+        <w:t>(име и фамилия, подпис и печат)</w:t>
+      </w:r>
+      <w:r>
+        <w:rPr/>
+      </w:r>
       <w:r>
         <w:rPr>
-          <w:rFonts w:ascii="Garamond" w:eastAsia="Garamond" w:hAnsi="Garamond" w:cs="Garamond"/>
-          <w:color w:val="2D3561"/>
-          <w:sz w:val="24"/>
-          <w:szCs w:val="24"/>
-        </w:rPr>
-        <w:t>(име и фамилия, подпис и печат)</w:t>
-      </w:r>
-      <w:r>
-        <w:rPr>
-          <w:rFonts w:ascii="Garamond" w:eastAsia="Garamond" w:hAnsi="Garamond" w:cs="Garamond"/>
-          <w:color w:val="9CA3AF"/>
-          <w:sz w:val="24"/>
-          <w:szCs w:val="24"/>
-        </w:rPr>
-      </w:r>
-      <w:r>
-        <w:rPr>
-          <w:rFonts w:ascii="Garamond" w:eastAsia="Garamond" w:hAnsi="Garamond" w:cs="Garamond"/>
           <w:i/>
           <w:iCs/>
-          <w:color w:val="6B7280"/>
-          <w:sz w:val="24"/>
-          <w:szCs w:val="24"/>
         </w:rPr>
       </w:r>
     </w:p>
@@ -1655,7 +1385,7 @@
       <w:headerReference w:type="default" r:id="rId7"/>
       <w:footerReference w:type="default" r:id="rId8"/>
       <w:pgSz w:w="11906" w:h="16838"/>
-      <w:pgMar w:top="1134" w:right="1134" w:bottom="1134" w:left="1701" w:header="708" w:footer="708" w:gutter="0"/>
+      <w:pgMar w:top="850" w:right="707" w:bottom="850" w:left="1020" w:header="708" w:footer="708" w:gutter="0"/>
       <w:cols w:space="708"/>
       <w:docGrid w:linePitch="360"/>
     </w:sectPr>
@@ -1683,78 +1413,11 @@
 </file>
 
 <file path=word/footer1.xml><?xml version="1.0" encoding="utf-8"?>
-<w:ftr xmlns:wpc="http://schemas.microsoft.com/office/word/2010/wordprocessingCanvas" xmlns:cx="http://schemas.microsoft.com/office/drawing/2014/chartex" xmlns:cx1="http://schemas.microsoft.com/office/drawing/2015/9/8/chartex" xmlns:mc="http://schemas.openxmlformats.org/markup-compatibility/2006" xmlns:o="urn:schemas-microsoft-com:office:office" xmlns:r="http://schemas.openxmlformats.org/officeDocument/2006/relationships" xmlns:m="http://schemas.openxmlformats.org/officeDocument/2006/math" xmlns:v="urn:schemas-microsoft-com:vml" xmlns:wp14="http://schemas.microsoft.com/office/word/2010/wordprocessingDrawing" xmlns:wp="http://schemas.openxmlformats.org/drawingml/2006/wordprocessingDrawing" xmlns:w10="urn:schemas-microsoft-com:office:word" xmlns:w="http://schemas.openxmlformats.org/wordprocessingml/2006/main" xmlns:w14="http://schemas.microsoft.com/office/word/2010/wordml" xmlns:w15="http://schemas.microsoft.com/office/word/2012/wordml" xmlns:w16se="http://schemas.microsoft.com/office/word/2015/wordml/symex" xmlns:wpg="http://schemas.microsoft.com/office/word/2010/wordprocessingGroup" xmlns:wpi="http://schemas.microsoft.com/office/word/2010/wordprocessingInk" xmlns:wne="http://schemas.microsoft.com/office/word/2006/wordml" xmlns:wps="http://schemas.microsoft.com/office/word/2010/wordprocessingShape" mc:Ignorable="w14 w15 w16se wp14">
+<w:ftr xmlns:m="http://schemas.openxmlformats.org/officeDocument/2006/math" xmlns:mc="http://schemas.openxmlformats.org/markup-compatibility/2006" xmlns:mo="http://schemas.microsoft.com/office/mac/office/2008/main" xmlns:mv="urn:schemas-microsoft-com:mac:vml" xmlns:o="urn:schemas-microsoft-com:office:office" xmlns:r="http://schemas.openxmlformats.org/officeDocument/2006/relationships" xmlns:v="urn:schemas-microsoft-com:vml" xmlns:w10="urn:schemas-microsoft-com:office:word" xmlns:w14="http://schemas.microsoft.com/office/word/2010/wordml" xmlns:w="http://schemas.openxmlformats.org/wordprocessingml/2006/main" xmlns:wne="http://schemas.microsoft.com/office/word/2006/wordml" xmlns:wp14="http://schemas.microsoft.com/office/word/2010/wordprocessingDrawing" xmlns:wp="http://schemas.openxmlformats.org/drawingml/2006/wordprocessingDrawing" xmlns:wpc="http://schemas.microsoft.com/office/word/2010/wordprocessingCanvas" xmlns:wpg="http://schemas.microsoft.com/office/word/2010/wordprocessingGroup" xmlns:wpi="http://schemas.microsoft.com/office/word/2010/wordprocessingInk" xmlns:wps="http://schemas.microsoft.com/office/word/2010/wordprocessingShape" mc:Ignorable="w14 wp14">
   <w:p>
     <w:pPr>
-      <w:pBdr>
-        <w:top w:val="single" w:sz="4" w:space="4" w:color="E8647A"/>
-      </w:pBdr>
-      <w:jc w:val="center"/>
+      <w:pStyle w:val="Footer"/>
     </w:pPr>
-    <w:r>
-      <w:rPr>
-        <w:rFonts w:ascii="Garamond" w:eastAsia="Garamond" w:hAnsi="Garamond" w:cs="Garamond"/>
-        <w:color w:val="6B7280"/>
-        <w:sz w:val="18"/>
-        <w:szCs w:val="18"/>
-      </w:rPr>
-      <w:t xml:space="preserve">СиБиТи </w:t>
-    </w:r>
-    <w:r>
-      <w:rPr>
-        <w:rFonts w:ascii="Garamond" w:eastAsia="Garamond" w:hAnsi="Garamond" w:cs="Garamond"/>
-        <w:color w:val="6B7280"/>
-        <w:sz w:val="18"/>
-        <w:szCs w:val="18"/>
-      </w:rPr>
-      <w:t xml:space="preserve">Консулт ООД   |   </w:t>
-    </w:r>
-    <w:r>
-      <w:rPr>
-        <w:rFonts w:ascii="Garamond" w:eastAsia="Garamond" w:hAnsi="Garamond" w:cs="Garamond"/>
-        <w:color w:val="E8647A"/>
-        <w:sz w:val="18"/>
-        <w:szCs w:val="18"/>
-      </w:rPr>
-      <w:fldChar w:fldCharType="begin"/>
-    </w:r>
-    <w:r>
-      <w:rPr>
-        <w:rFonts w:ascii="Garamond" w:eastAsia="Garamond" w:hAnsi="Garamond" w:cs="Garamond"/>
-        <w:color w:val="E8647A"/>
-        <w:sz w:val="18"/>
-        <w:szCs w:val="18"/>
-      </w:rPr>
-      <w:instrText>PAGE</w:instrText>
-    </w:r>
-    <w:r>
-      <w:rPr>
-        <w:rFonts w:ascii="Garamond" w:eastAsia="Garamond" w:hAnsi="Garamond" w:cs="Garamond"/>
-        <w:color w:val="E8647A"/>
-        <w:sz w:val="18"/>
-        <w:szCs w:val="18"/>
-      </w:rPr>
-      <w:fldChar w:fldCharType="separate"/>
-    </w:r>
-    <w:r>
-      <w:rPr>
-        <w:rFonts w:ascii="Garamond" w:eastAsia="Garamond" w:hAnsi="Garamond" w:cs="Garamond"/>
-        <w:noProof/>
-        <w:color w:val="E8647A"/>
-        <w:sz w:val="18"/>
-        <w:szCs w:val="18"/>
-      </w:rPr>
-      <w:t>1</w:t>
-    </w:r>
-    <w:r>
-      <w:rPr>
-        <w:rFonts w:ascii="Garamond" w:eastAsia="Garamond" w:hAnsi="Garamond" w:cs="Garamond"/>
-        <w:color w:val="E8647A"/>
-        <w:sz w:val="18"/>
-        <w:szCs w:val="18"/>
-      </w:rPr>
-      <w:fldChar w:fldCharType="end"/>
-    </w:r>
   </w:p>
 </w:ftr>
 </file>
@@ -1779,22 +1442,11 @@
 </file>
 
 <file path=word/header1.xml><?xml version="1.0" encoding="utf-8"?>
-<w:hdr xmlns:wpc="http://schemas.microsoft.com/office/word/2010/wordprocessingCanvas" xmlns:cx="http://schemas.microsoft.com/office/drawing/2014/chartex" xmlns:cx1="http://schemas.microsoft.com/office/drawing/2015/9/8/chartex" xmlns:mc="http://schemas.openxmlformats.org/markup-compatibility/2006" xmlns:o="urn:schemas-microsoft-com:office:office" xmlns:r="http://schemas.openxmlformats.org/officeDocument/2006/relationships" xmlns:m="http://schemas.openxmlformats.org/officeDocument/2006/math" xmlns:v="urn:schemas-microsoft-com:vml" xmlns:wp14="http://schemas.microsoft.com/office/word/2010/wordprocessingDrawing" xmlns:wp="http://schemas.openxmlformats.org/drawingml/2006/wordprocessingDrawing" xmlns:w10="urn:schemas-microsoft-com:office:word" xmlns:w="http://schemas.openxmlformats.org/wordprocessingml/2006/main" xmlns:w14="http://schemas.microsoft.com/office/word/2010/wordml" xmlns:w15="http://schemas.microsoft.com/office/word/2012/wordml" xmlns:w16se="http://schemas.microsoft.com/office/word/2015/wordml/symex" xmlns:wpg="http://schemas.microsoft.com/office/word/2010/wordprocessingGroup" xmlns:wpi="http://schemas.microsoft.com/office/word/2010/wordprocessingInk" xmlns:wne="http://schemas.microsoft.com/office/word/2006/wordml" xmlns:wps="http://schemas.microsoft.com/office/word/2010/wordprocessingShape" mc:Ignorable="w14 w15 w16se wp14">
+<w:hdr xmlns:m="http://schemas.openxmlformats.org/officeDocument/2006/math" xmlns:mc="http://schemas.openxmlformats.org/markup-compatibility/2006" xmlns:mo="http://schemas.microsoft.com/office/mac/office/2008/main" xmlns:mv="urn:schemas-microsoft-com:mac:vml" xmlns:o="urn:schemas-microsoft-com:office:office" xmlns:r="http://schemas.openxmlformats.org/officeDocument/2006/relationships" xmlns:v="urn:schemas-microsoft-com:vml" xmlns:w10="urn:schemas-microsoft-com:office:word" xmlns:w14="http://schemas.microsoft.com/office/word/2010/wordml" xmlns:w="http://schemas.openxmlformats.org/wordprocessingml/2006/main" xmlns:wne="http://schemas.microsoft.com/office/word/2006/wordml" xmlns:wp14="http://schemas.microsoft.com/office/word/2010/wordprocessingDrawing" xmlns:wp="http://schemas.openxmlformats.org/drawingml/2006/wordprocessingDrawing" xmlns:wpc="http://schemas.microsoft.com/office/word/2010/wordprocessingCanvas" xmlns:wpg="http://schemas.microsoft.com/office/word/2010/wordprocessingGroup" xmlns:wpi="http://schemas.microsoft.com/office/word/2010/wordprocessingInk" xmlns:wps="http://schemas.microsoft.com/office/word/2010/wordprocessingShape" mc:Ignorable="w14 wp14">
   <w:p>
     <w:pPr>
-      <w:pBdr>
-        <w:bottom w:val="single" w:sz="6" w:space="4" w:color="E8647A"/>
-      </w:pBdr>
+      <w:pStyle w:val="Header"/>
     </w:pPr>
-    <w:r>
-      <w:rPr>
-        <w:rFonts w:ascii="Garamond" w:eastAsia="Garamond" w:hAnsi="Garamond" w:cs="Garamond"/>
-        <w:b/>
-        <w:bCs/>
-        <w:color w:val="2D3561"/>
-      </w:rPr>
-      <w:t>СиБиТи Консулт ООД</w:t>
-    </w:r>
   </w:p>
 </w:hdr>
 </file>
@@ -1901,11 +1553,17 @@
   <w:docDefaults>
     <w:rPrDefault>
       <w:rPr>
-        <w:rFonts w:ascii="Times New Roman" w:eastAsia="Times New Roman" w:hAnsi="Times New Roman" w:cs="Times New Roman"/>
-        <w:lang w:val="bg-BG" w:eastAsia="bg-BG" w:bidi="ar-SA"/>
+        <w:rFonts w:asciiTheme="minorHAnsi" w:eastAsiaTheme="minorEastAsia" w:hAnsiTheme="minorHAnsi" w:cstheme="minorBidi"/>
+        <w:sz w:val="22"/>
+        <w:szCs w:val="22"/>
+        <w:lang w:val="en-US" w:eastAsia="en-US" w:bidi="ar-SA"/>
       </w:rPr>
     </w:rPrDefault>
-    <w:pPrDefault/>
+    <w:pPrDefault>
+      <w:pPr>
+        <w:spacing w:after="200" w:line="276" w:lineRule="auto"/>
+      </w:pPr>
+    </w:pPrDefault>
   </w:docDefaults>
   <w:latentStyles w:defLockedState="0" w:defUIPriority="99" w:defSemiHidden="0" w:defUnhideWhenUsed="0" w:defQFormat="0" w:count="371">
     <w:lsdException w:name="Normal" w:uiPriority="0" w:qFormat="1"/>
@@ -2280,11 +1938,6 @@
     <w:lsdException w:name="List Table 6 Colorful Accent 6" w:uiPriority="51"/>
     <w:lsdException w:name="List Table 7 Colorful Accent 6" w:uiPriority="52"/>
   </w:latentStyles>
-  <w:style w:type="paragraph" w:default="1" w:styleId="Normal">
-    <w:name w:val="Normal"/>
-    <w:qFormat/>
-    <w:rsid w:val="00106903"/>
-  </w:style>
   <w:style w:type="paragraph" w:styleId="Heading1">
     <w:name w:val="heading 1"/>
     <w:qFormat/>
@@ -2460,6 +2113,120 @@
     <w:rPr>
       <w:sz w:val="20"/>
       <w:szCs w:val="20"/>
+    </w:rPr>
+  </w:style>
+  <w:style w:type="paragraph" w:default="1" w:styleId="Normal">
+    <w:name w:val="Normal"/>
+    <w:qFormat/>
+    <w:rsid w:val="00FC693F"/>
+    <w:pPr>
+      <w:spacing w:after="60" w:line="300" w:lineRule="auto"/>
+    </w:pPr>
+    <w:rPr>
+      <w:rFonts w:ascii="Georgia" w:hAnsi="Georgia"/>
+      <w:color w:val="1C1C1C"/>
+      <w:sz w:val="20"/>
+    </w:rPr>
+  </w:style>
+  <w:style w:type="paragraph" w:customStyle="1" w:styleId="DocumentMeta">
+    <w:name w:val="Document Meta"/>
+    <w:basedOn w:val="Normal"/>
+    <w:pPr>
+      <w:spacing w:after="40" w:line="240" w:lineRule="auto"/>
+    </w:pPr>
+    <w:rPr>
+      <w:rFonts w:ascii="Arial" w:hAnsi="Arial"/>
+      <w:color w:val="6F6F6F"/>
+      <w:sz w:val="17"/>
+    </w:rPr>
+  </w:style>
+  <w:style w:type="paragraph" w:customStyle="1" w:styleId="DocumentTitle">
+    <w:name w:val="Document Title"/>
+    <w:basedOn w:val="Normal"/>
+    <w:pPr>
+      <w:spacing w:after="80" w:line="240" w:lineRule="auto"/>
+    </w:pPr>
+    <w:rPr>
+      <w:rFonts w:ascii="Arial" w:hAnsi="Arial"/>
+      <w:b/>
+      <w:color w:val="1F3A5F"/>
+      <w:sz w:val="32"/>
+    </w:rPr>
+  </w:style>
+  <w:style w:type="paragraph" w:customStyle="1" w:styleId="DocumentSubtitle">
+    <w:name w:val="Document Subtitle"/>
+    <w:basedOn w:val="Normal"/>
+    <w:pPr>
+      <w:spacing w:after="180" w:line="288" w:lineRule="auto"/>
+    </w:pPr>
+    <w:rPr>
+      <w:rFonts w:ascii="Arial" w:hAnsi="Arial"/>
+      <w:b/>
+      <w:sz w:val="21"/>
+    </w:rPr>
+  </w:style>
+  <w:style w:type="paragraph" w:customStyle="1" w:styleId="LegalBody">
+    <w:name w:val="Legal Body"/>
+    <w:basedOn w:val="Normal"/>
+  </w:style>
+  <w:style w:type="paragraph" w:customStyle="1" w:styleId="FieldHint">
+    <w:name w:val="Field Hint"/>
+    <w:basedOn w:val="Normal"/>
+    <w:pPr>
+      <w:spacing w:after="80" w:line="252" w:lineRule="auto"/>
+    </w:pPr>
+    <w:rPr>
+      <w:rFonts w:ascii="Arial" w:hAnsi="Arial"/>
+      <w:i/>
+      <w:color w:val="6F6F6F"/>
+      <w:sz w:val="16"/>
+    </w:rPr>
+  </w:style>
+  <w:style w:type="paragraph" w:customStyle="1" w:styleId="SectionHeading">
+    <w:name w:val="Section Heading"/>
+    <w:basedOn w:val="Normal"/>
+    <w:pPr>
+      <w:spacing w:after="100" w:line="240" w:lineRule="auto"/>
+    </w:pPr>
+    <w:rPr>
+      <w:rFonts w:ascii="Arial" w:hAnsi="Arial"/>
+      <w:b/>
+      <w:color w:val="1F3A5F"/>
+      <w:sz w:val="21"/>
+    </w:rPr>
+  </w:style>
+  <w:style w:type="paragraph" w:customStyle="1" w:styleId="FieldLabel">
+    <w:name w:val="Field Label"/>
+    <w:basedOn w:val="Normal"/>
+    <w:pPr>
+      <w:spacing w:after="0" w:line="252" w:lineRule="auto"/>
+    </w:pPr>
+    <w:rPr>
+      <w:rFonts w:ascii="Arial" w:hAnsi="Arial"/>
+      <w:b/>
+      <w:sz w:val="18"/>
+    </w:rPr>
+  </w:style>
+  <w:style w:type="paragraph" w:customStyle="1" w:styleId="FieldValue">
+    <w:name w:val="Field Value"/>
+    <w:basedOn w:val="Normal"/>
+    <w:pPr>
+      <w:spacing w:after="0" w:line="276" w:lineRule="auto"/>
+    </w:pPr>
+    <w:rPr>
+      <w:sz w:val="18"/>
+    </w:rPr>
+  </w:style>
+  <w:style w:type="paragraph" w:customStyle="1" w:styleId="SignatureRole">
+    <w:name w:val="Signature Role"/>
+    <w:basedOn w:val="Normal"/>
+    <w:pPr>
+      <w:spacing w:after="0" w:line="252" w:lineRule="auto"/>
+    </w:pPr>
+    <w:rPr>
+      <w:rFonts w:ascii="Arial" w:hAnsi="Arial"/>
+      <w:b/>
+      <w:sz w:val="17"/>
     </w:rPr>
   </w:style>
 </w:styles>

--- a/templates/Akt_13_Template.docx
+++ b/templates/Akt_13_Template.docx
@@ -1240,11 +1240,26 @@
     </w:p>
     <w:p>
       <w:pPr>
+        <w:pStyle w:val="SignatureLine"/>
+      </w:pPr>
+      <w:r>
+        <w:rPr/>
+        <w:t>1. Строител:  ..............................   ({{Строител_Управител_1и3}})</w:t>
+      </w:r>
+      <w:r>
+        <w:rPr/>
+      </w:r>
+      <w:r>
+        <w:rPr/>
+      </w:r>
+    </w:p>
+    <w:p>
+      <w:pPr>
         <w:pStyle w:val="LegalBody"/>
       </w:pPr>
       <w:r>
         <w:rPr/>
-        <w:t>1. Строител:  ..............................   ({{Строител_Управител_1и3}})</w:t>
+        <w:t>2. Строителен надзор:</w:t>
       </w:r>
       <w:r>
         <w:rPr/>
@@ -1262,7 +1277,7 @@
       </w:pPr>
       <w:r>
         <w:rPr/>
-        <w:t>2. Строителен надзор:</w:t>
+        <w:t>{{Консултанти_Подписи}}</w:t>
       </w:r>
       <w:r>
         <w:rPr/>
@@ -1280,7 +1295,7 @@
       </w:pPr>
       <w:r>
         <w:rPr/>
-        <w:t>{{Консултанти_Подписи}}</w:t>
+        <w:t>3. Възложител:</w:t>
       </w:r>
       <w:r>
         <w:rPr/>
@@ -1294,25 +1309,7 @@
     </w:p>
     <w:p>
       <w:pPr>
-        <w:pStyle w:val="LegalBody"/>
-      </w:pPr>
-      <w:r>
-        <w:rPr/>
-        <w:t>3. Възложител:</w:t>
-      </w:r>
-      <w:r>
-        <w:rPr/>
-      </w:r>
-      <w:r>
-        <w:rPr>
-          <w:i/>
-          <w:iCs/>
-        </w:rPr>
-      </w:r>
-    </w:p>
-    <w:p>
-      <w:pPr>
-        <w:pStyle w:val="LegalBody"/>
+        <w:pStyle w:val="SignatureLine"/>
       </w:pPr>
       <w:r>
         <w:rPr/>
@@ -1322,10 +1319,7 @@
         <w:rPr/>
       </w:r>
       <w:r>
-        <w:rPr>
-          <w:i/>
-          <w:iCs/>
-        </w:rPr>
+        <w:rPr/>
       </w:r>
     </w:p>
     <w:p>
@@ -2229,6 +2223,22 @@
       <w:sz w:val="17"/>
     </w:rPr>
   </w:style>
+  <w:style w:type="paragraph" w:customStyle="1" w:styleId="SignatureLine">
+    <w:name w:val="Signature Line"/>
+    <w:basedOn w:val="Normal"/>
+    <w:pPr>
+      <w:spacing w:before="0" w:after="0" w:line="480" w:lineRule="auto"/>
+    </w:pPr>
+    <w:rPr>
+      <w:rFonts w:ascii="Arial" w:hAnsi="Arial" w:eastAsia="Arial" w:cs="Arial"/>
+      <w:b w:val="0"/>
+      <w:bCs w:val="0"/>
+      <w:i w:val="1"/>
+      <w:iCs w:val="1"/>
+      <w:sz w:val="21"/>
+      <w:szCs w:val="21"/>
+    </w:rPr>
+  </w:style>
 </w:styles>
 </file>
 

--- a/templates/Akt_13_Template.docx
+++ b/templates/Akt_13_Template.docx
@@ -1273,7 +1273,7 @@
     </w:p>
     <w:p>
       <w:pPr>
-        <w:pStyle w:val="LegalBody"/>
+        <w:pStyle w:val="SignatureLine"/>
       </w:pPr>
       <w:r>
         <w:rPr/>
@@ -1283,10 +1283,7 @@
         <w:rPr/>
       </w:r>
       <w:r>
-        <w:rPr>
-          <w:i/>
-          <w:iCs/>
-        </w:rPr>
+        <w:rPr/>
       </w:r>
     </w:p>
     <w:p>
